--- a/docs/遇到的问题及解决办法.docx
+++ b/docs/遇到的问题及解决办法.docx
@@ -4,1373 +4,554 @@
   <w:body>
     <w:p>
       <w:pPr>
+        <w:bidi w:val="0"/>
         <w:jc w:val="center"/>
         <w:rPr>
-          <w:rFonts w:ascii="微软雅黑" w:hAnsi="微软雅黑" w:eastAsia="微软雅黑"/>
-          <w:b/>
           <w:color w:val="auto"/>
-          <w:sz w:val="36"/>
+          <w:sz w:val="44"/>
+          <w:szCs w:val="44"/>
         </w:rPr>
       </w:pPr>
       <w:r>
         <w:rPr>
-          <w:rFonts w:ascii="微软雅黑" w:hAnsi="微软雅黑" w:eastAsia="微软雅黑"/>
-          <w:b/>
           <w:color w:val="auto"/>
-          <w:sz w:val="36"/>
-        </w:rPr>
-        <w:t>遇到的问题及解决办法</w:t>
-      </w:r>
-    </w:p>
-    <w:p>
-      <w:pPr>
-        <w:jc w:val="center"/>
-        <w:rPr>
-          <w:color w:val="auto"/>
-        </w:rPr>
-      </w:pPr>
-      <w:r>
-        <w:rPr>
-          <w:rFonts w:ascii="微软雅黑" w:hAnsi="微软雅黑" w:eastAsia="微软雅黑"/>
-          <w:b w:val="0"/>
-          <w:color w:val="auto"/>
-          <w:sz w:val="20"/>
+          <w:sz w:val="44"/>
+          <w:szCs w:val="44"/>
         </w:rPr>
         <w:t>ReguMate 开发调试记录</w:t>
       </w:r>
     </w:p>
     <w:p>
       <w:pPr>
-        <w:pStyle w:val="3"/>
-        <w:bidi w:val="0"/>
-        <w:rPr>
-          <w:color w:val="auto"/>
-        </w:rPr>
-      </w:pPr>
-      <w:r>
-        <w:rPr>
-          <w:rFonts w:hint="eastAsia" w:eastAsia="宋体"/>
-          <w:color w:val="auto"/>
-          <w:lang w:val="en-US" w:eastAsia="zh-CN"/>
-        </w:rPr>
-        <w:t>一、</w:t>
-      </w:r>
-      <w:r>
-        <w:rPr>
-          <w:color w:val="auto"/>
-        </w:rPr>
-        <w:t>Qdrant 向量删除失败</w:t>
-      </w:r>
-    </w:p>
-    <w:p>
-      <w:pPr>
-        <w:pStyle w:val="4"/>
-        <w:bidi w:val="0"/>
+        <w:spacing w:line="300" w:lineRule="auto"/>
+        <w:jc w:val="both"/>
         <w:rPr>
           <w:rFonts w:hint="eastAsia"/>
-          <w:b w:val="0"/>
           <w:color w:val="auto"/>
-          <w:sz w:val="21"/>
+          <w:sz w:val="24"/>
+          <w:szCs w:val="24"/>
           <w:lang w:val="en-US" w:eastAsia="zh-CN"/>
         </w:rPr>
       </w:pPr>
       <w:r>
         <w:rPr>
+          <w:rFonts w:hint="eastAsia"/>
           <w:color w:val="auto"/>
-        </w:rPr>
-        <w:t>1. 问题</w:t>
-      </w:r>
-      <w:r>
-        <w:rPr>
-          <w:rFonts w:hint="eastAsia" w:eastAsia="宋体"/>
-          <w:color w:val="auto"/>
-          <w:lang w:eastAsia="zh-CN"/>
-        </w:rPr>
-        <w:t>：</w:t>
-      </w:r>
-      <w:r>
-        <w:rPr>
-          <w:rFonts w:ascii="微软雅黑" w:hAnsi="微软雅黑" w:eastAsia="微软雅黑"/>
-          <w:b w:val="0"/>
-          <w:color w:val="auto"/>
-          <w:sz w:val="21"/>
-        </w:rPr>
-        <w:t>ReguMate 当前使用 SQLite 保存文档、chunk 与审计等业务数据，使用 Qdrant 保存 chunk 的向量索引。</w:t>
-      </w:r>
-      <w:r>
-        <w:rPr>
-          <w:rFonts w:hint="eastAsia"/>
-          <w:b w:val="0"/>
-          <w:color w:val="auto"/>
-          <w:sz w:val="21"/>
+          <w:sz w:val="24"/>
+          <w:szCs w:val="24"/>
           <w:lang w:val="en-US" w:eastAsia="zh-CN"/>
         </w:rPr>
-        <w:t>先尝试</w:t>
-      </w:r>
-      <w:r>
-        <w:rPr>
-          <w:rFonts w:ascii="微软雅黑" w:hAnsi="微软雅黑" w:eastAsia="微软雅黑"/>
-          <w:b w:val="0"/>
-          <w:color w:val="auto"/>
-          <w:sz w:val="21"/>
-        </w:rPr>
-        <w:t>删除文档时，系统设计为先清理 Qdrant 中的向量，再删除原始上传文件和 SQLite 记录。这样可以避免出现“前端文档已经消失，但向量库里仍残留向量”的问题。</w:t>
-      </w:r>
-      <w:r>
-        <w:rPr>
-          <w:rFonts w:hint="eastAsia"/>
-          <w:b w:val="0"/>
-          <w:color w:val="auto"/>
-          <w:sz w:val="21"/>
-          <w:lang w:val="en-US" w:eastAsia="zh-CN"/>
-        </w:rPr>
-        <w:t>但并没有</w:t>
+        <w:t>如何调试出最优的参数（retrieve和rerank部分）：</w:t>
       </w:r>
       <w:bookmarkStart w:id="0" w:name="_GoBack"/>
       <w:bookmarkEnd w:id="0"/>
+    </w:p>
+    <w:p>
+      <w:pPr>
+        <w:pStyle w:val="31"/>
+        <w:keepNext w:val="0"/>
+        <w:keepLines w:val="0"/>
+        <w:widowControl/>
+        <w:suppressLineNumbers w:val="0"/>
+        <w:spacing w:before="0" w:beforeAutospacing="1" w:after="0" w:afterAutospacing="1"/>
+        <w:ind w:left="0" w:right="0"/>
+        <w:rPr>
+          <w:sz w:val="21"/>
+          <w:szCs w:val="21"/>
+        </w:rPr>
+      </w:pPr>
       <w:r>
         <w:rPr>
-          <w:rFonts w:hint="eastAsia"/>
-          <w:b w:val="0"/>
-          <w:color w:val="auto"/>
           <w:sz w:val="21"/>
-          <w:lang w:val="en-US" w:eastAsia="zh-CN"/>
+          <w:szCs w:val="21"/>
         </w:rPr>
-        <w:t>解决问题。</w:t>
+        <w:t>如果经常漏掉关键章节：</w:t>
       </w:r>
     </w:p>
     <w:p>
       <w:pPr>
-        <w:pStyle w:val="16"/>
-        <w:numPr>
-          <w:numId w:val="0"/>
-        </w:numPr>
-        <w:spacing w:line="300" w:lineRule="auto"/>
-        <w:ind w:leftChars="0"/>
+        <w:pStyle w:val="30"/>
+        <w:keepNext w:val="0"/>
+        <w:keepLines w:val="0"/>
+        <w:widowControl/>
+        <w:suppressLineNumbers w:val="0"/>
         <w:rPr>
-          <w:color w:val="auto"/>
-        </w:rPr>
-      </w:pPr>
-    </w:p>
-    <w:p>
-      <w:pPr>
-        <w:pStyle w:val="4"/>
-        <w:bidi w:val="0"/>
-        <w:rPr>
-          <w:color w:val="auto"/>
+          <w:rStyle w:val="137"/>
+          <w:sz w:val="21"/>
+          <w:szCs w:val="21"/>
         </w:rPr>
       </w:pPr>
       <w:r>
         <w:rPr>
-          <w:rFonts w:hint="eastAsia" w:eastAsia="宋体"/>
-          <w:color w:val="auto"/>
-          <w:lang w:val="en-US" w:eastAsia="zh-CN"/>
+          <w:rStyle w:val="137"/>
+          <w:sz w:val="21"/>
+          <w:szCs w:val="21"/>
         </w:rPr>
-        <w:t>2</w:t>
-      </w:r>
-      <w:r>
-        <w:rPr>
-          <w:color w:val="auto"/>
-        </w:rPr>
-        <w:t>. Debug 过程</w:t>
+        <w:t>降低 ABS_RERANK_THRESHOLD</w:t>
       </w:r>
     </w:p>
     <w:p>
       <w:pPr>
-        <w:pStyle w:val="14"/>
-        <w:spacing w:line="300" w:lineRule="auto"/>
+        <w:pStyle w:val="30"/>
+        <w:keepNext w:val="0"/>
+        <w:keepLines w:val="0"/>
+        <w:widowControl/>
+        <w:suppressLineNumbers w:val="0"/>
         <w:rPr>
-          <w:color w:val="auto"/>
+          <w:rStyle w:val="137"/>
+          <w:sz w:val="21"/>
+          <w:szCs w:val="21"/>
         </w:rPr>
       </w:pPr>
       <w:r>
         <w:rPr>
-          <w:rFonts w:ascii="微软雅黑" w:hAnsi="微软雅黑" w:eastAsia="微软雅黑"/>
-          <w:b w:val="0"/>
-          <w:color w:val="auto"/>
+          <w:rStyle w:val="137"/>
           <w:sz w:val="21"/>
+          <w:szCs w:val="21"/>
         </w:rPr>
-        <w:t>检查 Docker 容器状态，确认 regumate-qdrant 正在运行。</w:t>
+        <w:t>降低 RELATIVE_SCORE_RATIO</w:t>
       </w:r>
     </w:p>
     <w:p>
       <w:pPr>
-        <w:pStyle w:val="14"/>
-        <w:spacing w:line="300" w:lineRule="auto"/>
+        <w:pStyle w:val="30"/>
+        <w:keepNext w:val="0"/>
+        <w:keepLines w:val="0"/>
+        <w:widowControl/>
+        <w:suppressLineNumbers w:val="0"/>
         <w:rPr>
-          <w:color w:val="auto"/>
+          <w:rStyle w:val="137"/>
+          <w:sz w:val="21"/>
+          <w:szCs w:val="21"/>
         </w:rPr>
       </w:pPr>
       <w:r>
         <w:rPr>
-          <w:rFonts w:ascii="微软雅黑" w:hAnsi="微软雅黑" w:eastAsia="微软雅黑"/>
-          <w:b w:val="0"/>
-          <w:color w:val="auto"/>
+          <w:rStyle w:val="137"/>
           <w:sz w:val="21"/>
+          <w:szCs w:val="21"/>
         </w:rPr>
-        <w:t>访问 http://127.0.0.1:6333/collections，确认 Qdrant API 可返回 regumate_chunks collection。</w:t>
+        <w:t>提高 PER_ASPECT_MAX_CHUNKS</w:t>
       </w:r>
     </w:p>
     <w:p>
       <w:pPr>
-        <w:pStyle w:val="14"/>
-        <w:spacing w:line="300" w:lineRule="auto"/>
+        <w:pStyle w:val="30"/>
+        <w:keepNext w:val="0"/>
+        <w:keepLines w:val="0"/>
+        <w:widowControl/>
+        <w:suppressLineNumbers w:val="0"/>
         <w:rPr>
-          <w:color w:val="auto"/>
+          <w:sz w:val="21"/>
+          <w:szCs w:val="21"/>
         </w:rPr>
       </w:pPr>
       <w:r>
         <w:rPr>
-          <w:rFonts w:ascii="微软雅黑" w:hAnsi="微软雅黑" w:eastAsia="微软雅黑"/>
-          <w:b w:val="0"/>
-          <w:color w:val="auto"/>
+          <w:rStyle w:val="137"/>
           <w:sz w:val="21"/>
+          <w:szCs w:val="21"/>
         </w:rPr>
-        <w:t>使用 qdrant-client 直接按 document_id payload filter 统计和删除，绕过业务代码以获取真实异常。</w:t>
+        <w:t>提高 VECTOR_TOP_K / RERANK_TOP_K</w:t>
       </w:r>
     </w:p>
     <w:p>
       <w:pPr>
-        <w:pStyle w:val="14"/>
-        <w:spacing w:line="300" w:lineRule="auto"/>
+        <w:pStyle w:val="31"/>
+        <w:keepNext w:val="0"/>
+        <w:keepLines w:val="0"/>
+        <w:widowControl/>
+        <w:suppressLineNumbers w:val="0"/>
         <w:rPr>
-          <w:color w:val="auto"/>
+          <w:sz w:val="21"/>
+          <w:szCs w:val="21"/>
         </w:rPr>
       </w:pPr>
       <w:r>
         <w:rPr>
-          <w:rFonts w:ascii="微软雅黑" w:hAnsi="微软雅黑" w:eastAsia="微软雅黑"/>
-          <w:b w:val="0"/>
-          <w:color w:val="auto"/>
           <w:sz w:val="21"/>
+          <w:szCs w:val="21"/>
         </w:rPr>
-        <w:t>发现 Qdrant 返回 500 Internal Server Error，错误信息包含 OutputTooSmall 和 worker channel closed。</w:t>
+        <w:t>如果经常混入无关片段：</w:t>
       </w:r>
     </w:p>
     <w:p>
       <w:pPr>
-        <w:pStyle w:val="14"/>
-        <w:spacing w:line="300" w:lineRule="auto"/>
+        <w:pStyle w:val="30"/>
+        <w:keepNext w:val="0"/>
+        <w:keepLines w:val="0"/>
+        <w:widowControl/>
+        <w:suppressLineNumbers w:val="0"/>
         <w:rPr>
-          <w:color w:val="auto"/>
+          <w:rStyle w:val="137"/>
+          <w:sz w:val="21"/>
+          <w:szCs w:val="21"/>
         </w:rPr>
       </w:pPr>
       <w:r>
         <w:rPr>
-          <w:rFonts w:ascii="微软雅黑" w:hAnsi="微软雅黑" w:eastAsia="微软雅黑"/>
-          <w:b w:val="0"/>
-          <w:color w:val="auto"/>
+          <w:rStyle w:val="137"/>
           <w:sz w:val="21"/>
+          <w:szCs w:val="21"/>
         </w:rPr>
-        <w:t>重启 Qdrant 后仍无法恢复，查看 docker logs 发现 Qdrant 启动加载 regumate_chunks collection 时发生 panic。</w:t>
+        <w:t>提高 ABS_RERANK_THRESHOLD</w:t>
       </w:r>
     </w:p>
     <w:p>
       <w:pPr>
-        <w:pStyle w:val="14"/>
-        <w:spacing w:line="300" w:lineRule="auto"/>
+        <w:pStyle w:val="30"/>
+        <w:keepNext w:val="0"/>
+        <w:keepLines w:val="0"/>
+        <w:widowControl/>
+        <w:suppressLineNumbers w:val="0"/>
         <w:rPr>
-          <w:color w:val="auto"/>
+          <w:rStyle w:val="137"/>
+          <w:sz w:val="21"/>
+          <w:szCs w:val="21"/>
         </w:rPr>
       </w:pPr>
       <w:r>
         <w:rPr>
-          <w:rFonts w:ascii="微软雅黑" w:hAnsi="微软雅黑" w:eastAsia="微软雅黑"/>
-          <w:b w:val="0"/>
-          <w:color w:val="auto"/>
+          <w:rStyle w:val="137"/>
           <w:sz w:val="21"/>
+          <w:szCs w:val="21"/>
         </w:rPr>
-        <w:t>进一步发现 Python 依赖中 qdrant-client==1.18.0，而 docker-compose.yml 中 Qdrant server 为 qdrant/qdrant:v1.15.5，存在明确版本不兼容。</w:t>
+        <w:t>提高 RELATIVE_SCORE_RATIO</w:t>
       </w:r>
     </w:p>
     <w:p>
       <w:pPr>
-        <w:pStyle w:val="4"/>
-        <w:bidi w:val="0"/>
+        <w:pStyle w:val="30"/>
+        <w:keepNext w:val="0"/>
+        <w:keepLines w:val="0"/>
+        <w:widowControl/>
+        <w:suppressLineNumbers w:val="0"/>
         <w:rPr>
-          <w:color w:val="auto"/>
+          <w:rStyle w:val="137"/>
+          <w:sz w:val="21"/>
+          <w:szCs w:val="21"/>
         </w:rPr>
       </w:pPr>
       <w:r>
         <w:rPr>
-          <w:color w:val="auto"/>
+          <w:rStyle w:val="137"/>
+          <w:sz w:val="21"/>
+          <w:szCs w:val="21"/>
         </w:rPr>
-        <w:t>5. 关键日志</w:t>
+        <w:t>降低 PER_ASPECT_MAX_CHUNKS</w:t>
       </w:r>
-    </w:p>
-    <w:tbl>
-      <w:tblPr>
-        <w:tblStyle w:val="33"/>
-        <w:tblW w:w="0" w:type="auto"/>
-        <w:tblInd w:w="0" w:type="dxa"/>
-        <w:tblBorders>
-          <w:top w:val="single" w:color="auto" w:sz="4" w:space="0"/>
-          <w:left w:val="single" w:color="auto" w:sz="4" w:space="0"/>
-          <w:bottom w:val="single" w:color="auto" w:sz="4" w:space="0"/>
-          <w:right w:val="single" w:color="auto" w:sz="4" w:space="0"/>
-          <w:insideH w:val="single" w:color="auto" w:sz="4" w:space="0"/>
-          <w:insideV w:val="single" w:color="auto" w:sz="4" w:space="0"/>
-        </w:tblBorders>
-        <w:tblLayout w:type="autofit"/>
-        <w:tblCellMar>
-          <w:top w:w="0" w:type="dxa"/>
-          <w:left w:w="108" w:type="dxa"/>
-          <w:bottom w:w="0" w:type="dxa"/>
-          <w:right w:w="108" w:type="dxa"/>
-        </w:tblCellMar>
-      </w:tblPr>
-      <w:tblGrid>
-        <w:gridCol w:w="10080"/>
-      </w:tblGrid>
-      <w:tr>
-        <w:tblPrEx>
-          <w:tblBorders>
-            <w:top w:val="single" w:color="auto" w:sz="4" w:space="0"/>
-            <w:left w:val="single" w:color="auto" w:sz="4" w:space="0"/>
-            <w:bottom w:val="single" w:color="auto" w:sz="4" w:space="0"/>
-            <w:right w:val="single" w:color="auto" w:sz="4" w:space="0"/>
-            <w:insideH w:val="single" w:color="auto" w:sz="4" w:space="0"/>
-            <w:insideV w:val="single" w:color="auto" w:sz="4" w:space="0"/>
-          </w:tblBorders>
-          <w:tblCellMar>
-            <w:top w:w="0" w:type="dxa"/>
-            <w:left w:w="108" w:type="dxa"/>
-            <w:bottom w:w="0" w:type="dxa"/>
-            <w:right w:w="108" w:type="dxa"/>
-          </w:tblCellMar>
-        </w:tblPrEx>
-        <w:tc>
-          <w:tcPr>
-            <w:tcW w:w="10080" w:type="dxa"/>
-            <w:shd w:val="clear" w:color="auto" w:fill="F3F4F6"/>
-          </w:tcPr>
-          <w:p>
-            <w:pPr>
-              <w:spacing w:after="0" w:line="264" w:lineRule="auto"/>
-              <w:rPr>
-                <w:color w:val="auto"/>
-              </w:rPr>
-            </w:pPr>
-            <w:r>
-              <w:rPr>
-                <w:rFonts w:ascii="Consolas" w:hAnsi="Consolas" w:eastAsia="Consolas"/>
-                <w:b w:val="0"/>
-                <w:color w:val="auto"/>
-                <w:sz w:val="18"/>
-              </w:rPr>
-              <w:t>Unexpected Response: 500 (Internal Server Error)</w:t>
-            </w:r>
-            <w:r>
-              <w:rPr>
-                <w:rFonts w:ascii="Consolas" w:hAnsi="Consolas" w:eastAsia="Consolas"/>
-                <w:b w:val="0"/>
-                <w:color w:val="auto"/>
-                <w:sz w:val="18"/>
-              </w:rPr>
-              <w:br w:type="textWrapping"/>
-            </w:r>
-            <w:r>
-              <w:rPr>
-                <w:rFonts w:ascii="Consolas" w:hAnsi="Consolas" w:eastAsia="Consolas"/>
-                <w:b w:val="0"/>
-                <w:color w:val="auto"/>
-                <w:sz w:val="18"/>
-              </w:rPr>
-              <w:t>Raw response content:</w:t>
-            </w:r>
-            <w:r>
-              <w:rPr>
-                <w:rFonts w:ascii="Consolas" w:hAnsi="Consolas" w:eastAsia="Consolas"/>
-                <w:b w:val="0"/>
-                <w:color w:val="auto"/>
-                <w:sz w:val="18"/>
-              </w:rPr>
-              <w:br w:type="textWrapping"/>
-            </w:r>
-            <w:r>
-              <w:rPr>
-                <w:rFonts w:ascii="Consolas" w:hAnsi="Consolas" w:eastAsia="Consolas"/>
-                <w:b w:val="0"/>
-                <w:color w:val="auto"/>
-                <w:sz w:val="18"/>
-              </w:rPr>
-              <w:t>Service internal error: 1 of 1 read operations failed</w:t>
-            </w:r>
-            <w:r>
-              <w:rPr>
-                <w:rFonts w:ascii="Consolas" w:hAnsi="Consolas" w:eastAsia="Consolas"/>
-                <w:b w:val="0"/>
-                <w:color w:val="auto"/>
-                <w:sz w:val="18"/>
-              </w:rPr>
-              <w:br w:type="textWrapping"/>
-            </w:r>
-            <w:r>
-              <w:rPr>
-                <w:rFonts w:ascii="Consolas" w:hAnsi="Consolas" w:eastAsia="Consolas"/>
-                <w:b w:val="0"/>
-                <w:color w:val="auto"/>
-                <w:sz w:val="18"/>
-              </w:rPr>
-              <w:br w:type="textWrapping"/>
-            </w:r>
-            <w:r>
-              <w:rPr>
-                <w:rFonts w:ascii="Consolas" w:hAnsi="Consolas" w:eastAsia="Consolas"/>
-                <w:b w:val="0"/>
-                <w:color w:val="auto"/>
-                <w:sz w:val="18"/>
-              </w:rPr>
-              <w:t>Panic occurred in file /qdrant/lib/gridstore/src/gridstore.rs at line 53:</w:t>
-            </w:r>
-            <w:r>
-              <w:rPr>
-                <w:rFonts w:ascii="Consolas" w:hAnsi="Consolas" w:eastAsia="Consolas"/>
-                <w:b w:val="0"/>
-                <w:color w:val="auto"/>
-                <w:sz w:val="18"/>
-              </w:rPr>
-              <w:br w:type="textWrapping"/>
-            </w:r>
-            <w:r>
-              <w:rPr>
-                <w:rFonts w:ascii="Consolas" w:hAnsi="Consolas" w:eastAsia="Consolas"/>
-                <w:b w:val="0"/>
-                <w:color w:val="auto"/>
-                <w:sz w:val="18"/>
-              </w:rPr>
-              <w:t>called `Result::unwrap()` on an `Err` value: OutputTooSmall { expected: 4, actual: 0 }</w:t>
-            </w:r>
-            <w:r>
-              <w:rPr>
-                <w:rFonts w:ascii="Consolas" w:hAnsi="Consolas" w:eastAsia="Consolas"/>
-                <w:b w:val="0"/>
-                <w:color w:val="auto"/>
-                <w:sz w:val="18"/>
-              </w:rPr>
-              <w:br w:type="textWrapping"/>
-            </w:r>
-            <w:r>
-              <w:rPr>
-                <w:rFonts w:ascii="Consolas" w:hAnsi="Consolas" w:eastAsia="Consolas"/>
-                <w:b w:val="0"/>
-                <w:color w:val="auto"/>
-                <w:sz w:val="18"/>
-              </w:rPr>
-              <w:br w:type="textWrapping"/>
-            </w:r>
-            <w:r>
-              <w:rPr>
-                <w:rFonts w:ascii="Consolas" w:hAnsi="Consolas" w:eastAsia="Consolas"/>
-                <w:b w:val="0"/>
-                <w:color w:val="auto"/>
-                <w:sz w:val="18"/>
-              </w:rPr>
-              <w:t>Service internal error: Can't reach one of the workers: channel closed</w:t>
-            </w:r>
-          </w:p>
-        </w:tc>
-      </w:tr>
-    </w:tbl>
-    <w:p>
-      <w:pPr>
-        <w:rPr>
-          <w:color w:val="auto"/>
-        </w:rPr>
-      </w:pPr>
     </w:p>
     <w:p>
       <w:pPr>
-        <w:spacing w:line="300" w:lineRule="auto"/>
+        <w:pStyle w:val="30"/>
+        <w:keepNext w:val="0"/>
+        <w:keepLines w:val="0"/>
+        <w:widowControl/>
+        <w:suppressLineNumbers w:val="0"/>
         <w:rPr>
-          <w:color w:val="auto"/>
+          <w:rStyle w:val="137"/>
+          <w:sz w:val="21"/>
+          <w:szCs w:val="21"/>
         </w:rPr>
       </w:pPr>
       <w:r>
         <w:rPr>
-          <w:rFonts w:ascii="微软雅黑" w:hAnsi="微软雅黑" w:eastAsia="微软雅黑"/>
-          <w:b w:val="0"/>
-          <w:color w:val="auto"/>
+          <w:rStyle w:val="137"/>
           <w:sz w:val="21"/>
+          <w:szCs w:val="21"/>
         </w:rPr>
-        <w:t>这些日志说明 Qdrant 不只是删除请求失败，而是本地 collection 的存储或 payload 读取已经处于异常状态，导致 worker 进程不可达。</w:t>
+        <w:t>加强 aspect matching</w:t>
       </w:r>
     </w:p>
     <w:p>
       <w:pPr>
-        <w:pStyle w:val="4"/>
-        <w:bidi w:val="0"/>
+        <w:pStyle w:val="30"/>
+        <w:keepNext w:val="0"/>
+        <w:keepLines w:val="0"/>
+        <w:widowControl/>
+        <w:suppressLineNumbers w:val="0"/>
         <w:rPr>
-          <w:color w:val="auto"/>
+          <w:sz w:val="21"/>
+          <w:szCs w:val="21"/>
         </w:rPr>
       </w:pPr>
       <w:r>
         <w:rPr>
-          <w:color w:val="auto"/>
+          <w:rStyle w:val="137"/>
+          <w:sz w:val="21"/>
+          <w:szCs w:val="21"/>
         </w:rPr>
-        <w:t>6. 根因分析</w:t>
+        <w:t>加强去重和无关过滤</w:t>
       </w:r>
     </w:p>
     <w:p>
       <w:pPr>
-        <w:pStyle w:val="16"/>
-        <w:spacing w:line="300" w:lineRule="auto"/>
+        <w:pStyle w:val="31"/>
+        <w:keepNext w:val="0"/>
+        <w:keepLines w:val="0"/>
+        <w:widowControl/>
+        <w:suppressLineNumbers w:val="0"/>
         <w:rPr>
-          <w:color w:val="auto"/>
+          <w:sz w:val="21"/>
+          <w:szCs w:val="21"/>
         </w:rPr>
       </w:pPr>
       <w:r>
         <w:rPr>
-          <w:rFonts w:ascii="微软雅黑" w:hAnsi="微软雅黑" w:eastAsia="微软雅黑"/>
-          <w:b w:val="0"/>
-          <w:color w:val="auto"/>
           <w:sz w:val="21"/>
+          <w:szCs w:val="21"/>
         </w:rPr>
-        <w:t>直接原因：Qdrant 本地 data/qdrant 中的 regumate_chunks collection 存储损坏，启动或按 payload filter 读取时触发内部 panic。</w:t>
+        <w:t>如果答案太长、LLM 容易跑题：</w:t>
       </w:r>
     </w:p>
     <w:p>
       <w:pPr>
-        <w:pStyle w:val="16"/>
-        <w:spacing w:line="300" w:lineRule="auto"/>
+        <w:pStyle w:val="30"/>
+        <w:keepNext w:val="0"/>
+        <w:keepLines w:val="0"/>
+        <w:widowControl/>
+        <w:suppressLineNumbers w:val="0"/>
         <w:rPr>
-          <w:color w:val="auto"/>
+          <w:rStyle w:val="137"/>
+          <w:sz w:val="21"/>
+          <w:szCs w:val="21"/>
         </w:rPr>
       </w:pPr>
       <w:r>
         <w:rPr>
-          <w:rFonts w:ascii="微软雅黑" w:hAnsi="微软雅黑" w:eastAsia="微软雅黑"/>
-          <w:b w:val="0"/>
-          <w:color w:val="auto"/>
+          <w:rStyle w:val="137"/>
           <w:sz w:val="21"/>
+          <w:szCs w:val="21"/>
         </w:rPr>
-        <w:t>重要诱因：qdrant-client 版本为 1.18.0，但 Qdrant server 版本为 1.15.5，客户端明确提示主次版本差异过大，不兼容。</w:t>
+        <w:t>降低 GLOBAL_MAX_PROMPT_CHUNKS</w:t>
       </w:r>
     </w:p>
     <w:p>
       <w:pPr>
-        <w:pStyle w:val="16"/>
-        <w:spacing w:line="300" w:lineRule="auto"/>
+        <w:pStyle w:val="30"/>
+        <w:keepNext w:val="0"/>
+        <w:keepLines w:val="0"/>
+        <w:widowControl/>
+        <w:suppressLineNumbers w:val="0"/>
         <w:rPr>
-          <w:color w:val="auto"/>
+          <w:rStyle w:val="137"/>
+          <w:sz w:val="21"/>
+          <w:szCs w:val="21"/>
         </w:rPr>
       </w:pPr>
       <w:r>
         <w:rPr>
-          <w:rFonts w:ascii="微软雅黑" w:hAnsi="微软雅黑" w:eastAsia="微软雅黑"/>
-          <w:b w:val="0"/>
-          <w:color w:val="auto"/>
+          <w:rStyle w:val="137"/>
           <w:sz w:val="21"/>
+          <w:szCs w:val="21"/>
         </w:rPr>
-        <w:t>工程风险点：原删除逻辑优先使用 payload filter 按 document_id 删除向量。一旦 payload filter 或 payload storage 出问题，整个删除动作会失败。</w:t>
+        <w:t>降低 MAX_CONTEXT_TOKENS</w:t>
       </w:r>
     </w:p>
     <w:p>
       <w:pPr>
-        <w:pStyle w:val="16"/>
-        <w:spacing w:line="300" w:lineRule="auto"/>
+        <w:pStyle w:val="30"/>
+        <w:keepNext w:val="0"/>
+        <w:keepLines w:val="0"/>
+        <w:widowControl/>
+        <w:suppressLineNumbers w:val="0"/>
         <w:rPr>
-          <w:color w:val="auto"/>
+          <w:sz w:val="21"/>
+          <w:szCs w:val="21"/>
         </w:rPr>
       </w:pPr>
       <w:r>
         <w:rPr>
-          <w:rFonts w:ascii="微软雅黑" w:hAnsi="微软雅黑" w:eastAsia="微软雅黑"/>
-          <w:b w:val="0"/>
-          <w:color w:val="auto"/>
+          <w:rStyle w:val="137"/>
           <w:sz w:val="21"/>
+          <w:szCs w:val="21"/>
         </w:rPr>
-        <w:t>设计上做对的一点：删除失败时系统没有删除 SQLite 记录，而是保留 delete_failed 状态，避免向量库残留数据被隐藏。</w:t>
+        <w:t>增加 contextual compression</w:t>
       </w:r>
     </w:p>
     <w:p>
       <w:pPr>
-        <w:pStyle w:val="4"/>
-        <w:bidi w:val="0"/>
+        <w:pStyle w:val="31"/>
+        <w:keepNext w:val="0"/>
+        <w:keepLines w:val="0"/>
+        <w:widowControl/>
+        <w:suppressLineNumbers w:val="0"/>
         <w:rPr>
-          <w:color w:val="auto"/>
+          <w:sz w:val="21"/>
+          <w:szCs w:val="21"/>
         </w:rPr>
       </w:pPr>
       <w:r>
         <w:rPr>
-          <w:color w:val="auto"/>
+          <w:sz w:val="21"/>
+          <w:szCs w:val="21"/>
         </w:rPr>
-        <w:t>7. 解决方案</w:t>
+        <w:t>如果经常某个 aspect 占太多位置：</w:t>
       </w:r>
     </w:p>
     <w:p>
       <w:pPr>
-        <w:pStyle w:val="4"/>
+        <w:pStyle w:val="30"/>
+        <w:keepNext w:val="0"/>
+        <w:keepLines w:val="0"/>
+        <w:widowControl/>
+        <w:suppressLineNumbers w:val="0"/>
         <w:rPr>
-          <w:color w:val="auto"/>
+          <w:rStyle w:val="137"/>
+          <w:sz w:val="21"/>
+          <w:szCs w:val="21"/>
         </w:rPr>
       </w:pPr>
       <w:r>
         <w:rPr>
-          <w:rFonts w:ascii="微软雅黑" w:hAnsi="微软雅黑" w:eastAsia="微软雅黑"/>
-          <w:b/>
-          <w:color w:val="auto"/>
-          <w:sz w:val="24"/>
+          <w:rStyle w:val="137"/>
+          <w:sz w:val="21"/>
+          <w:szCs w:val="21"/>
         </w:rPr>
-        <w:t>7.1 现场恢复</w:t>
+        <w:t>降低 PER_ASPECT_MAX_CHUNKS</w:t>
       </w:r>
     </w:p>
     <w:p>
       <w:pPr>
-        <w:pStyle w:val="14"/>
-        <w:spacing w:line="300" w:lineRule="auto"/>
+        <w:pStyle w:val="30"/>
+        <w:keepNext w:val="0"/>
+        <w:keepLines w:val="0"/>
+        <w:widowControl/>
+        <w:suppressLineNumbers w:val="0"/>
         <w:rPr>
-          <w:color w:val="auto"/>
+          <w:sz w:val="21"/>
+          <w:szCs w:val="21"/>
         </w:rPr>
       </w:pPr>
       <w:r>
         <w:rPr>
-          <w:rFonts w:ascii="微软雅黑" w:hAnsi="微软雅黑" w:eastAsia="微软雅黑"/>
-          <w:b w:val="0"/>
-          <w:color w:val="auto"/>
+          <w:rStyle w:val="137"/>
           <w:sz w:val="21"/>
+          <w:szCs w:val="21"/>
         </w:rPr>
-        <w:t>停止 Qdrant 容器。</w:t>
+        <w:t>改成每个 aspect 先选 1 条核心证据</w:t>
       </w:r>
     </w:p>
     <w:p>
       <w:pPr>
-        <w:pStyle w:val="14"/>
-        <w:spacing w:line="300" w:lineRule="auto"/>
+        <w:pStyle w:val="31"/>
+        <w:keepNext w:val="0"/>
+        <w:keepLines w:val="0"/>
+        <w:widowControl/>
+        <w:suppressLineNumbers w:val="0"/>
         <w:rPr>
-          <w:color w:val="auto"/>
+          <w:sz w:val="21"/>
+          <w:szCs w:val="21"/>
         </w:rPr>
       </w:pPr>
       <w:r>
         <w:rPr>
-          <w:rFonts w:ascii="微软雅黑" w:hAnsi="微软雅黑" w:eastAsia="微软雅黑"/>
-          <w:b w:val="0"/>
-          <w:color w:val="auto"/>
           <w:sz w:val="21"/>
+          <w:szCs w:val="21"/>
         </w:rPr>
-        <w:t>将损坏的 data/qdrant 目录移动到备份目录 data/qdrant-corrupt-20260708-212541。</w:t>
+        <w:t>如果速度太慢：</w:t>
       </w:r>
     </w:p>
     <w:p>
       <w:pPr>
-        <w:pStyle w:val="14"/>
-        <w:spacing w:line="300" w:lineRule="auto"/>
+        <w:pStyle w:val="30"/>
+        <w:keepNext w:val="0"/>
+        <w:keepLines w:val="0"/>
+        <w:widowControl/>
+        <w:suppressLineNumbers w:val="0"/>
         <w:rPr>
-          <w:color w:val="auto"/>
+          <w:rStyle w:val="137"/>
+          <w:sz w:val="21"/>
+          <w:szCs w:val="21"/>
         </w:rPr>
       </w:pPr>
       <w:r>
         <w:rPr>
-          <w:rFonts w:ascii="微软雅黑" w:hAnsi="微软雅黑" w:eastAsia="微软雅黑"/>
-          <w:b w:val="0"/>
-          <w:color w:val="auto"/>
+          <w:rStyle w:val="137"/>
           <w:sz w:val="21"/>
+          <w:szCs w:val="21"/>
         </w:rPr>
-        <w:t>重新启动 Qdrant，让它创建干净的 storage。</w:t>
+        <w:t>减少 query variants</w:t>
       </w:r>
     </w:p>
     <w:p>
       <w:pPr>
-        <w:pStyle w:val="14"/>
-        <w:spacing w:line="300" w:lineRule="auto"/>
+        <w:pStyle w:val="30"/>
+        <w:keepNext w:val="0"/>
+        <w:keepLines w:val="0"/>
+        <w:widowControl/>
+        <w:suppressLineNumbers w:val="0"/>
         <w:rPr>
-          <w:color w:val="auto"/>
+          <w:rStyle w:val="137"/>
+          <w:sz w:val="21"/>
+          <w:szCs w:val="21"/>
         </w:rPr>
       </w:pPr>
       <w:r>
         <w:rPr>
-          <w:rFonts w:ascii="微软雅黑" w:hAnsi="微软雅黑" w:eastAsia="微软雅黑"/>
-          <w:b w:val="0"/>
-          <w:color w:val="auto"/>
+          <w:rStyle w:val="137"/>
           <w:sz w:val="21"/>
+          <w:szCs w:val="21"/>
         </w:rPr>
-        <w:t>删除 SQLite 中处于 delete_failed 的目标文档记录，同时清理原始文件。</w:t>
+        <w:t>降低 RERANK_TOP_K</w:t>
       </w:r>
-    </w:p>
-    <w:tbl>
-      <w:tblPr>
-        <w:tblStyle w:val="33"/>
-        <w:tblW w:w="0" w:type="auto"/>
-        <w:tblInd w:w="0" w:type="dxa"/>
-        <w:tblBorders>
-          <w:top w:val="single" w:color="auto" w:sz="4" w:space="0"/>
-          <w:left w:val="single" w:color="auto" w:sz="4" w:space="0"/>
-          <w:bottom w:val="single" w:color="auto" w:sz="4" w:space="0"/>
-          <w:right w:val="single" w:color="auto" w:sz="4" w:space="0"/>
-          <w:insideH w:val="single" w:color="auto" w:sz="4" w:space="0"/>
-          <w:insideV w:val="single" w:color="auto" w:sz="4" w:space="0"/>
-        </w:tblBorders>
-        <w:tblLayout w:type="autofit"/>
-        <w:tblCellMar>
-          <w:top w:w="0" w:type="dxa"/>
-          <w:left w:w="108" w:type="dxa"/>
-          <w:bottom w:w="0" w:type="dxa"/>
-          <w:right w:w="108" w:type="dxa"/>
-        </w:tblCellMar>
-      </w:tblPr>
-      <w:tblGrid>
-        <w:gridCol w:w="10080"/>
-      </w:tblGrid>
-      <w:tr>
-        <w:tblPrEx>
-          <w:tblBorders>
-            <w:top w:val="single" w:color="auto" w:sz="4" w:space="0"/>
-            <w:left w:val="single" w:color="auto" w:sz="4" w:space="0"/>
-            <w:bottom w:val="single" w:color="auto" w:sz="4" w:space="0"/>
-            <w:right w:val="single" w:color="auto" w:sz="4" w:space="0"/>
-            <w:insideH w:val="single" w:color="auto" w:sz="4" w:space="0"/>
-            <w:insideV w:val="single" w:color="auto" w:sz="4" w:space="0"/>
-          </w:tblBorders>
-          <w:tblCellMar>
-            <w:top w:w="0" w:type="dxa"/>
-            <w:left w:w="108" w:type="dxa"/>
-            <w:bottom w:w="0" w:type="dxa"/>
-            <w:right w:w="108" w:type="dxa"/>
-          </w:tblCellMar>
-        </w:tblPrEx>
-        <w:tc>
-          <w:tcPr>
-            <w:tcW w:w="10080" w:type="dxa"/>
-            <w:shd w:val="clear" w:color="auto" w:fill="F3F4F6"/>
-          </w:tcPr>
-          <w:p>
-            <w:pPr>
-              <w:spacing w:after="0" w:line="264" w:lineRule="auto"/>
-              <w:rPr>
-                <w:color w:val="auto"/>
-              </w:rPr>
-            </w:pPr>
-            <w:r>
-              <w:rPr>
-                <w:rFonts w:ascii="Consolas" w:hAnsi="Consolas" w:eastAsia="Consolas"/>
-                <w:b w:val="0"/>
-                <w:color w:val="auto"/>
-                <w:sz w:val="18"/>
-              </w:rPr>
-              <w:t>docker compose stop qdrant</w:t>
-            </w:r>
-            <w:r>
-              <w:rPr>
-                <w:rFonts w:ascii="Consolas" w:hAnsi="Consolas" w:eastAsia="Consolas"/>
-                <w:b w:val="0"/>
-                <w:color w:val="auto"/>
-                <w:sz w:val="18"/>
-              </w:rPr>
-              <w:br w:type="textWrapping"/>
-            </w:r>
-            <w:r>
-              <w:rPr>
-                <w:rFonts w:ascii="Consolas" w:hAnsi="Consolas" w:eastAsia="Consolas"/>
-                <w:b w:val="0"/>
-                <w:color w:val="auto"/>
-                <w:sz w:val="18"/>
-              </w:rPr>
-              <w:t>Move-Item data\qdrant data\qdrant-corrupt-20260708-212541</w:t>
-            </w:r>
-            <w:r>
-              <w:rPr>
-                <w:rFonts w:ascii="Consolas" w:hAnsi="Consolas" w:eastAsia="Consolas"/>
-                <w:b w:val="0"/>
-                <w:color w:val="auto"/>
-                <w:sz w:val="18"/>
-              </w:rPr>
-              <w:br w:type="textWrapping"/>
-            </w:r>
-            <w:r>
-              <w:rPr>
-                <w:rFonts w:ascii="Consolas" w:hAnsi="Consolas" w:eastAsia="Consolas"/>
-                <w:b w:val="0"/>
-                <w:color w:val="auto"/>
-                <w:sz w:val="18"/>
-              </w:rPr>
-              <w:t>docker compose up -d qdrant</w:t>
-            </w:r>
-          </w:p>
-        </w:tc>
-      </w:tr>
-    </w:tbl>
-    <w:p>
-      <w:pPr>
-        <w:rPr>
-          <w:color w:val="auto"/>
-        </w:rPr>
-      </w:pPr>
     </w:p>
     <w:p>
       <w:pPr>
-        <w:pStyle w:val="4"/>
+        <w:pStyle w:val="30"/>
+        <w:keepNext w:val="0"/>
+        <w:keepLines w:val="0"/>
+        <w:widowControl/>
+        <w:suppressLineNumbers w:val="0"/>
         <w:rPr>
-          <w:color w:val="auto"/>
+          <w:rStyle w:val="137"/>
+          <w:sz w:val="21"/>
+          <w:szCs w:val="21"/>
         </w:rPr>
       </w:pPr>
       <w:r>
         <w:rPr>
-          <w:rFonts w:ascii="微软雅黑" w:hAnsi="微软雅黑" w:eastAsia="微软雅黑"/>
-          <w:b/>
-          <w:color w:val="auto"/>
-          <w:sz w:val="24"/>
+          <w:rStyle w:val="137"/>
+          <w:sz w:val="21"/>
+          <w:szCs w:val="21"/>
         </w:rPr>
-        <w:t>7.2 代码修复</w:t>
+        <w:t>缓存 embedding/rerank</w:t>
       </w:r>
     </w:p>
     <w:p>
       <w:pPr>
-        <w:pStyle w:val="16"/>
-        <w:spacing w:line="300" w:lineRule="auto"/>
+        <w:pStyle w:val="30"/>
+        <w:keepNext w:val="0"/>
+        <w:keepLines w:val="0"/>
+        <w:widowControl/>
+        <w:suppressLineNumbers w:val="0"/>
         <w:rPr>
-          <w:color w:val="auto"/>
+          <w:sz w:val="21"/>
+          <w:szCs w:val="21"/>
         </w:rPr>
       </w:pPr>
       <w:r>
         <w:rPr>
-          <w:rFonts w:ascii="微软雅黑" w:hAnsi="微软雅黑" w:eastAsia="微软雅黑"/>
-          <w:b w:val="0"/>
-          <w:color w:val="auto"/>
+          <w:rStyle w:val="137"/>
           <w:sz w:val="21"/>
+          <w:szCs w:val="21"/>
         </w:rPr>
-        <w:t>将 docker-compose.yml 中的 Qdrant 镜像版本从 qdrant/qdrant:v1.15.5 升级为 qdrant/qdrant:v1.18.0，与 qdrant-client==1.18.0 对齐。</w:t>
-      </w:r>
-    </w:p>
-    <w:p>
-      <w:pPr>
-        <w:pStyle w:val="16"/>
-        <w:spacing w:line="300" w:lineRule="auto"/>
-        <w:rPr>
-          <w:color w:val="auto"/>
-        </w:rPr>
-      </w:pPr>
-      <w:r>
-        <w:rPr>
-          <w:rFonts w:ascii="微软雅黑" w:hAnsi="微软雅黑" w:eastAsia="微软雅黑"/>
-          <w:b w:val="0"/>
-          <w:color w:val="auto"/>
-          <w:sz w:val="21"/>
-        </w:rPr>
-        <w:t>修改 vector_store_service.delete_document_vectors：优先根据 SQLite 中保存的 chunk_id 计算 Qdrant point id，然后按 point id 精确删除。</w:t>
-      </w:r>
-    </w:p>
-    <w:p>
-      <w:pPr>
-        <w:pStyle w:val="16"/>
-        <w:spacing w:line="300" w:lineRule="auto"/>
-        <w:rPr>
-          <w:color w:val="auto"/>
-        </w:rPr>
-      </w:pPr>
-      <w:r>
-        <w:rPr>
-          <w:rFonts w:ascii="微软雅黑" w:hAnsi="微软雅黑" w:eastAsia="微软雅黑"/>
-          <w:b w:val="0"/>
-          <w:color w:val="auto"/>
-          <w:sz w:val="21"/>
-        </w:rPr>
-        <w:t>仅在缺少 chunk_id 时才回退到按 document_id payload filter 删除。</w:t>
-      </w:r>
-    </w:p>
-    <w:p>
-      <w:pPr>
-        <w:pStyle w:val="16"/>
-        <w:spacing w:line="300" w:lineRule="auto"/>
-        <w:rPr>
-          <w:color w:val="auto"/>
-        </w:rPr>
-      </w:pPr>
-      <w:r>
-        <w:rPr>
-          <w:rFonts w:ascii="微软雅黑" w:hAnsi="微软雅黑" w:eastAsia="微软雅黑"/>
-          <w:b w:val="0"/>
-          <w:color w:val="auto"/>
-          <w:sz w:val="21"/>
-        </w:rPr>
-        <w:t>保留 delete_failed 状态机：如果 Qdrant 删除失败，文档继续显示，用户可以重试删除。</w:t>
-      </w:r>
-    </w:p>
-    <w:tbl>
-      <w:tblPr>
-        <w:tblStyle w:val="33"/>
-        <w:tblW w:w="0" w:type="auto"/>
-        <w:tblInd w:w="0" w:type="dxa"/>
-        <w:tblBorders>
-          <w:top w:val="single" w:color="auto" w:sz="4" w:space="0"/>
-          <w:left w:val="single" w:color="auto" w:sz="4" w:space="0"/>
-          <w:bottom w:val="single" w:color="auto" w:sz="4" w:space="0"/>
-          <w:right w:val="single" w:color="auto" w:sz="4" w:space="0"/>
-          <w:insideH w:val="single" w:color="auto" w:sz="4" w:space="0"/>
-          <w:insideV w:val="single" w:color="auto" w:sz="4" w:space="0"/>
-        </w:tblBorders>
-        <w:tblLayout w:type="autofit"/>
-        <w:tblCellMar>
-          <w:top w:w="0" w:type="dxa"/>
-          <w:left w:w="108" w:type="dxa"/>
-          <w:bottom w:w="0" w:type="dxa"/>
-          <w:right w:w="108" w:type="dxa"/>
-        </w:tblCellMar>
-      </w:tblPr>
-      <w:tblGrid>
-        <w:gridCol w:w="10080"/>
-      </w:tblGrid>
-      <w:tr>
-        <w:tblPrEx>
-          <w:tblBorders>
-            <w:top w:val="single" w:color="auto" w:sz="4" w:space="0"/>
-            <w:left w:val="single" w:color="auto" w:sz="4" w:space="0"/>
-            <w:bottom w:val="single" w:color="auto" w:sz="4" w:space="0"/>
-            <w:right w:val="single" w:color="auto" w:sz="4" w:space="0"/>
-            <w:insideH w:val="single" w:color="auto" w:sz="4" w:space="0"/>
-            <w:insideV w:val="single" w:color="auto" w:sz="4" w:space="0"/>
-          </w:tblBorders>
-          <w:tblCellMar>
-            <w:top w:w="0" w:type="dxa"/>
-            <w:left w:w="108" w:type="dxa"/>
-            <w:bottom w:w="0" w:type="dxa"/>
-            <w:right w:w="108" w:type="dxa"/>
-          </w:tblCellMar>
-        </w:tblPrEx>
-        <w:tc>
-          <w:tcPr>
-            <w:tcW w:w="10080" w:type="dxa"/>
-            <w:shd w:val="clear" w:color="auto" w:fill="F3F4F6"/>
-          </w:tcPr>
-          <w:p>
-            <w:pPr>
-              <w:spacing w:after="0" w:line="264" w:lineRule="auto"/>
-              <w:rPr>
-                <w:color w:val="auto"/>
-              </w:rPr>
-            </w:pPr>
-            <w:r>
-              <w:rPr>
-                <w:rFonts w:ascii="Consolas" w:hAnsi="Consolas" w:eastAsia="Consolas"/>
-                <w:b w:val="0"/>
-                <w:color w:val="auto"/>
-                <w:sz w:val="18"/>
-              </w:rPr>
-              <w:t>delete_document_vectors(document_id, chunk_ids=[chunk.chunk_id for chunk in chunks])</w:t>
-            </w:r>
-            <w:r>
-              <w:rPr>
-                <w:rFonts w:ascii="Consolas" w:hAnsi="Consolas" w:eastAsia="Consolas"/>
-                <w:b w:val="0"/>
-                <w:color w:val="auto"/>
-                <w:sz w:val="18"/>
-              </w:rPr>
-              <w:br w:type="textWrapping"/>
-            </w:r>
-            <w:r>
-              <w:rPr>
-                <w:rFonts w:ascii="Consolas" w:hAnsi="Consolas" w:eastAsia="Consolas"/>
-                <w:b w:val="0"/>
-                <w:color w:val="auto"/>
-                <w:sz w:val="18"/>
-              </w:rPr>
-              <w:br w:type="textWrapping"/>
-            </w:r>
-            <w:r>
-              <w:rPr>
-                <w:rFonts w:ascii="Consolas" w:hAnsi="Consolas" w:eastAsia="Consolas"/>
-                <w:b w:val="0"/>
-                <w:color w:val="auto"/>
-                <w:sz w:val="18"/>
-              </w:rPr>
-              <w:t># Qdrant point id 使用 uuid5(NAMESPACE_URL, f"regumate:{chunk_id}") 计算，</w:t>
-            </w:r>
-            <w:r>
-              <w:rPr>
-                <w:rFonts w:ascii="Consolas" w:hAnsi="Consolas" w:eastAsia="Consolas"/>
-                <w:b w:val="0"/>
-                <w:color w:val="auto"/>
-                <w:sz w:val="18"/>
-              </w:rPr>
-              <w:br w:type="textWrapping"/>
-            </w:r>
-            <w:r>
-              <w:rPr>
-                <w:rFonts w:ascii="Consolas" w:hAnsi="Consolas" w:eastAsia="Consolas"/>
-                <w:b w:val="0"/>
-                <w:color w:val="auto"/>
-                <w:sz w:val="18"/>
-              </w:rPr>
-              <w:t># 与 upsert 时的 point id 保持一致。</w:t>
-            </w:r>
-          </w:p>
-        </w:tc>
-      </w:tr>
-    </w:tbl>
-    <w:p>
-      <w:pPr>
-        <w:rPr>
-          <w:color w:val="auto"/>
-        </w:rPr>
-      </w:pPr>
-    </w:p>
-    <w:p>
-      <w:pPr>
-        <w:pStyle w:val="4"/>
-        <w:bidi w:val="0"/>
-        <w:rPr>
-          <w:color w:val="auto"/>
-        </w:rPr>
-      </w:pPr>
-      <w:r>
-        <w:rPr>
-          <w:color w:val="auto"/>
-        </w:rPr>
-        <w:t>8. 验证结果</w:t>
-      </w:r>
-    </w:p>
-    <w:p>
-      <w:pPr>
-        <w:pStyle w:val="16"/>
-        <w:spacing w:line="300" w:lineRule="auto"/>
-        <w:rPr>
-          <w:color w:val="auto"/>
-        </w:rPr>
-      </w:pPr>
-      <w:r>
-        <w:rPr>
-          <w:rFonts w:ascii="微软雅黑" w:hAnsi="微软雅黑" w:eastAsia="微软雅黑"/>
-          <w:b w:val="0"/>
-          <w:color w:val="auto"/>
-          <w:sz w:val="21"/>
-        </w:rPr>
-        <w:t>Qdrant 已成功恢复并运行在 1.18.0。</w:t>
-      </w:r>
-    </w:p>
-    <w:p>
-      <w:pPr>
-        <w:pStyle w:val="16"/>
-        <w:spacing w:line="300" w:lineRule="auto"/>
-        <w:rPr>
-          <w:color w:val="auto"/>
-        </w:rPr>
-      </w:pPr>
-      <w:r>
-        <w:rPr>
-          <w:rFonts w:ascii="微软雅黑" w:hAnsi="微软雅黑" w:eastAsia="微软雅黑"/>
-          <w:b w:val="0"/>
-          <w:color w:val="auto"/>
-          <w:sz w:val="21"/>
-        </w:rPr>
-        <w:t>SQLite 中目标文档已删除，文档数量为 0。</w:t>
-      </w:r>
-    </w:p>
-    <w:p>
-      <w:pPr>
-        <w:pStyle w:val="16"/>
-        <w:spacing w:line="300" w:lineRule="auto"/>
-        <w:rPr>
-          <w:color w:val="auto"/>
-        </w:rPr>
-      </w:pPr>
-      <w:r>
-        <w:rPr>
-          <w:rFonts w:ascii="微软雅黑" w:hAnsi="微软雅黑" w:eastAsia="微软雅黑"/>
-          <w:b w:val="0"/>
-          <w:color w:val="auto"/>
-          <w:sz w:val="21"/>
-        </w:rPr>
-        <w:t>Qdrant collection 可正常访问。</w:t>
-      </w:r>
-    </w:p>
-    <w:p>
-      <w:pPr>
-        <w:pStyle w:val="16"/>
-        <w:spacing w:line="300" w:lineRule="auto"/>
-        <w:rPr>
-          <w:color w:val="auto"/>
-        </w:rPr>
-      </w:pPr>
-      <w:r>
-        <w:rPr>
-          <w:rFonts w:ascii="微软雅黑" w:hAnsi="微软雅黑" w:eastAsia="微软雅黑"/>
-          <w:b w:val="0"/>
-          <w:color w:val="auto"/>
-          <w:sz w:val="21"/>
-        </w:rPr>
-        <w:t>后端测试通过：27 passed。</w:t>
-      </w:r>
-    </w:p>
-    <w:p>
-      <w:pPr>
-        <w:pStyle w:val="16"/>
-        <w:spacing w:line="300" w:lineRule="auto"/>
-        <w:rPr>
-          <w:color w:val="auto"/>
-        </w:rPr>
-      </w:pPr>
-      <w:r>
-        <w:rPr>
-          <w:rFonts w:ascii="微软雅黑" w:hAnsi="微软雅黑" w:eastAsia="微软雅黑"/>
-          <w:b w:val="0"/>
-          <w:color w:val="auto"/>
-          <w:sz w:val="21"/>
-        </w:rPr>
-        <w:t>docker compose config 可正常解析 app 和 qdrant 服务。</w:t>
-      </w:r>
-    </w:p>
-    <w:tbl>
-      <w:tblPr>
-        <w:tblStyle w:val="33"/>
-        <w:tblW w:w="0" w:type="auto"/>
-        <w:tblInd w:w="0" w:type="dxa"/>
-        <w:tblBorders>
-          <w:top w:val="single" w:color="auto" w:sz="4" w:space="0"/>
-          <w:left w:val="single" w:color="auto" w:sz="4" w:space="0"/>
-          <w:bottom w:val="single" w:color="auto" w:sz="4" w:space="0"/>
-          <w:right w:val="single" w:color="auto" w:sz="4" w:space="0"/>
-          <w:insideH w:val="single" w:color="auto" w:sz="4" w:space="0"/>
-          <w:insideV w:val="single" w:color="auto" w:sz="4" w:space="0"/>
-        </w:tblBorders>
-        <w:tblLayout w:type="autofit"/>
-        <w:tblCellMar>
-          <w:top w:w="0" w:type="dxa"/>
-          <w:left w:w="108" w:type="dxa"/>
-          <w:bottom w:w="0" w:type="dxa"/>
-          <w:right w:w="108" w:type="dxa"/>
-        </w:tblCellMar>
-      </w:tblPr>
-      <w:tblGrid>
-        <w:gridCol w:w="10080"/>
-      </w:tblGrid>
-      <w:tr>
-        <w:tblPrEx>
-          <w:tblBorders>
-            <w:top w:val="single" w:color="auto" w:sz="4" w:space="0"/>
-            <w:left w:val="single" w:color="auto" w:sz="4" w:space="0"/>
-            <w:bottom w:val="single" w:color="auto" w:sz="4" w:space="0"/>
-            <w:right w:val="single" w:color="auto" w:sz="4" w:space="0"/>
-            <w:insideH w:val="single" w:color="auto" w:sz="4" w:space="0"/>
-            <w:insideV w:val="single" w:color="auto" w:sz="4" w:space="0"/>
-          </w:tblBorders>
-          <w:tblCellMar>
-            <w:top w:w="0" w:type="dxa"/>
-            <w:left w:w="108" w:type="dxa"/>
-            <w:bottom w:w="0" w:type="dxa"/>
-            <w:right w:w="108" w:type="dxa"/>
-          </w:tblCellMar>
-        </w:tblPrEx>
-        <w:tc>
-          <w:tcPr>
-            <w:tcW w:w="10080" w:type="dxa"/>
-            <w:shd w:val="clear" w:color="auto" w:fill="F3F4F6"/>
-          </w:tcPr>
-          <w:p>
-            <w:pPr>
-              <w:spacing w:after="0" w:line="264" w:lineRule="auto"/>
-              <w:rPr>
-                <w:color w:val="auto"/>
-              </w:rPr>
-            </w:pPr>
-            <w:r>
-              <w:rPr>
-                <w:rFonts w:ascii="Consolas" w:hAnsi="Consolas" w:eastAsia="Consolas"/>
-                <w:b w:val="0"/>
-                <w:color w:val="auto"/>
-                <w:sz w:val="18"/>
-              </w:rPr>
-              <w:t>pytest: 27 passed</w:t>
-            </w:r>
-            <w:r>
-              <w:rPr>
-                <w:rFonts w:ascii="Consolas" w:hAnsi="Consolas" w:eastAsia="Consolas"/>
-                <w:b w:val="0"/>
-                <w:color w:val="auto"/>
-                <w:sz w:val="18"/>
-              </w:rPr>
-              <w:br w:type="textWrapping"/>
-            </w:r>
-            <w:r>
-              <w:rPr>
-                <w:rFonts w:ascii="Consolas" w:hAnsi="Consolas" w:eastAsia="Consolas"/>
-                <w:b w:val="0"/>
-                <w:color w:val="auto"/>
-                <w:sz w:val="18"/>
-              </w:rPr>
-              <w:t>docker compose config --services:</w:t>
-            </w:r>
-            <w:r>
-              <w:rPr>
-                <w:rFonts w:ascii="Consolas" w:hAnsi="Consolas" w:eastAsia="Consolas"/>
-                <w:b w:val="0"/>
-                <w:color w:val="auto"/>
-                <w:sz w:val="18"/>
-              </w:rPr>
-              <w:br w:type="textWrapping"/>
-            </w:r>
-            <w:r>
-              <w:rPr>
-                <w:rFonts w:ascii="Consolas" w:hAnsi="Consolas" w:eastAsia="Consolas"/>
-                <w:b w:val="0"/>
-                <w:color w:val="auto"/>
-                <w:sz w:val="18"/>
-              </w:rPr>
-              <w:t>qdrant</w:t>
-            </w:r>
-            <w:r>
-              <w:rPr>
-                <w:rFonts w:ascii="Consolas" w:hAnsi="Consolas" w:eastAsia="Consolas"/>
-                <w:b w:val="0"/>
-                <w:color w:val="auto"/>
-                <w:sz w:val="18"/>
-              </w:rPr>
-              <w:br w:type="textWrapping"/>
-            </w:r>
-            <w:r>
-              <w:rPr>
-                <w:rFonts w:ascii="Consolas" w:hAnsi="Consolas" w:eastAsia="Consolas"/>
-                <w:b w:val="0"/>
-                <w:color w:val="auto"/>
-                <w:sz w:val="18"/>
-              </w:rPr>
-              <w:t>app</w:t>
-            </w:r>
-          </w:p>
-        </w:tc>
-      </w:tr>
-    </w:tbl>
-    <w:p>
-      <w:pPr>
-        <w:rPr>
-          <w:color w:val="auto"/>
-        </w:rPr>
-      </w:pPr>
-    </w:p>
-    <w:p>
-      <w:pPr>
-        <w:pStyle w:val="4"/>
-        <w:bidi w:val="0"/>
-        <w:rPr>
-          <w:color w:val="auto"/>
-        </w:rPr>
-      </w:pPr>
-      <w:r>
-        <w:rPr>
-          <w:color w:val="auto"/>
-        </w:rPr>
-        <w:t>9. 后续预防措施</w:t>
-      </w:r>
-    </w:p>
-    <w:p>
-      <w:pPr>
-        <w:pStyle w:val="16"/>
-        <w:spacing w:line="300" w:lineRule="auto"/>
-        <w:rPr>
-          <w:color w:val="auto"/>
-        </w:rPr>
-      </w:pPr>
-      <w:r>
-        <w:rPr>
-          <w:rFonts w:ascii="微软雅黑" w:hAnsi="微软雅黑" w:eastAsia="微软雅黑"/>
-          <w:b w:val="0"/>
-          <w:color w:val="auto"/>
-          <w:sz w:val="21"/>
-        </w:rPr>
-        <w:t>保持 qdrant-client 与 Qdrant server 主次版本一致，升级其中一个时同步升级另一个。</w:t>
-      </w:r>
-    </w:p>
-    <w:p>
-      <w:pPr>
-        <w:pStyle w:val="16"/>
-        <w:spacing w:line="300" w:lineRule="auto"/>
-        <w:rPr>
-          <w:color w:val="auto"/>
-        </w:rPr>
-      </w:pPr>
-      <w:r>
-        <w:rPr>
-          <w:rFonts w:ascii="微软雅黑" w:hAnsi="微软雅黑" w:eastAsia="微软雅黑"/>
-          <w:b w:val="0"/>
-          <w:color w:val="auto"/>
-          <w:sz w:val="21"/>
-        </w:rPr>
-        <w:t>删除文档时优先按 point id 删除，减少对 payload filter 的依赖。</w:t>
-      </w:r>
-    </w:p>
-    <w:p>
-      <w:pPr>
-        <w:pStyle w:val="16"/>
-        <w:spacing w:line="300" w:lineRule="auto"/>
-        <w:rPr>
-          <w:color w:val="auto"/>
-        </w:rPr>
-      </w:pPr>
-      <w:r>
-        <w:rPr>
-          <w:rFonts w:ascii="微软雅黑" w:hAnsi="微软雅黑" w:eastAsia="微软雅黑"/>
-          <w:b w:val="0"/>
-          <w:color w:val="auto"/>
-          <w:sz w:val="21"/>
-        </w:rPr>
-        <w:t>Qdrant 只是可重建检索索引，SQLite 和原始文件才是业务事实来源；出现索引损坏时可备份旧 data/qdrant 并重建索引。</w:t>
-      </w:r>
-    </w:p>
-    <w:p>
-      <w:pPr>
-        <w:pStyle w:val="16"/>
-        <w:spacing w:line="300" w:lineRule="auto"/>
-        <w:rPr>
-          <w:color w:val="auto"/>
-        </w:rPr>
-      </w:pPr>
-      <w:r>
-        <w:rPr>
-          <w:rFonts w:ascii="微软雅黑" w:hAnsi="微软雅黑" w:eastAsia="微软雅黑"/>
-          <w:b w:val="0"/>
-          <w:color w:val="auto"/>
-          <w:sz w:val="21"/>
-        </w:rPr>
-        <w:t>后续可以考虑将 Qdrant 存储从 Windows bind mount 改为 Docker named volume，降低本地文件系统兼容性风险。</w:t>
-      </w:r>
-    </w:p>
-    <w:p>
-      <w:pPr>
-        <w:pStyle w:val="16"/>
-        <w:spacing w:line="300" w:lineRule="auto"/>
-        <w:rPr>
-          <w:color w:val="auto"/>
-        </w:rPr>
-      </w:pPr>
-      <w:r>
-        <w:rPr>
-          <w:rFonts w:ascii="微软雅黑" w:hAnsi="微软雅黑" w:eastAsia="微软雅黑"/>
-          <w:b w:val="0"/>
-          <w:color w:val="auto"/>
-          <w:sz w:val="21"/>
-        </w:rPr>
-        <w:t>保留 scripts/rebuild_vector_index.py，用于在清空或重建 Qdrant 后从 SQLite chunk 重建向量索引。</w:t>
-      </w:r>
-    </w:p>
-    <w:p>
-      <w:pPr>
-        <w:pStyle w:val="4"/>
-        <w:bidi w:val="0"/>
-        <w:rPr>
-          <w:color w:val="auto"/>
-        </w:rPr>
-      </w:pPr>
-      <w:r>
-        <w:rPr>
-          <w:color w:val="auto"/>
-        </w:rPr>
-        <w:t>10. 结论</w:t>
+        <w:t>减少最终 Prompt token</w:t>
       </w:r>
     </w:p>
     <w:p>
       <w:pPr>
         <w:spacing w:line="300" w:lineRule="auto"/>
+        <w:ind w:firstLine="480" w:firstLineChars="200"/>
+        <w:jc w:val="center"/>
         <w:rPr>
+          <w:rFonts w:hint="default"/>
           <w:color w:val="auto"/>
+          <w:sz w:val="24"/>
+          <w:szCs w:val="24"/>
+          <w:lang w:val="en-US" w:eastAsia="zh-CN"/>
         </w:rPr>
       </w:pPr>
-      <w:r>
-        <w:rPr>
-          <w:rFonts w:ascii="微软雅黑" w:hAnsi="微软雅黑" w:eastAsia="微软雅黑"/>
-          <w:b w:val="0"/>
-          <w:color w:val="auto"/>
-          <w:sz w:val="21"/>
-        </w:rPr>
-        <w:t>本次问题不是前端删除确认逻辑导致的，也不是用户误操作，而是 Qdrant 向量库在版本错配和本地存储异常的叠加下无法完成 payload filter 删除。当前修复已经从两个层面降低风险：一是服务端版本与客户端版本对齐，二是删除向量时优先按 point id 精确删除。delete_failed 状态保留是必要的保护机制，它让不一致问题暴露出来，而不是被界面隐藏。</w:t>
-      </w:r>
     </w:p>
     <w:sectPr>
       <w:pgSz w:w="12240" w:h="15840"/>
@@ -1577,7 +758,7 @@
   <w:docDefaults>
     <w:rPrDefault>
       <w:rPr>
-        <w:rFonts w:asciiTheme="minorHAnsi" w:hAnsiTheme="minorHAnsi" w:eastAsiaTheme="minorEastAsia" w:cstheme="minorBidi"/>
+        <w:rFonts w:ascii="Times New Roman" w:hAnsi="Times New Roman" w:eastAsia="宋体" w:cs="Times New Roman"/>
       </w:rPr>
     </w:rPrDefault>
     <w:pPrDefault/>
@@ -1736,7 +917,7 @@
     <w:lsdException w:qFormat="1" w:unhideWhenUsed="0" w:uiPriority="1" w:semiHidden="0" w:name="No Spacing"/>
     <w:lsdException w:unhideWhenUsed="0" w:uiPriority="60" w:semiHidden="0" w:name="Light Shading"/>
     <w:lsdException w:unhideWhenUsed="0" w:uiPriority="61" w:semiHidden="0" w:name="Light List"/>
-    <w:lsdException w:unhideWhenUsed="0" w:uiPriority="62" w:semiHidden="0" w:name="Light Grid"/>
+    <w:lsdException w:qFormat="1" w:unhideWhenUsed="0" w:uiPriority="62" w:semiHidden="0" w:name="Light Grid"/>
     <w:lsdException w:unhideWhenUsed="0" w:uiPriority="63" w:semiHidden="0" w:name="Medium Shading 1"/>
     <w:lsdException w:unhideWhenUsed="0" w:uiPriority="64" w:semiHidden="0" w:name="Medium Shading 2"/>
     <w:lsdException w:unhideWhenUsed="0" w:uiPriority="65" w:semiHidden="0" w:name="Medium List 1"/>
@@ -1749,9 +930,9 @@
     <w:lsdException w:unhideWhenUsed="0" w:uiPriority="72" w:semiHidden="0" w:name="Colorful List"/>
     <w:lsdException w:unhideWhenUsed="0" w:uiPriority="73" w:semiHidden="0" w:name="Colorful Grid"/>
     <w:lsdException w:unhideWhenUsed="0" w:uiPriority="60" w:semiHidden="0" w:name="Light Shading Accent 1"/>
-    <w:lsdException w:unhideWhenUsed="0" w:uiPriority="61" w:semiHidden="0" w:name="Light List Accent 1"/>
-    <w:lsdException w:unhideWhenUsed="0" w:uiPriority="62" w:semiHidden="0" w:name="Light Grid Accent 1"/>
-    <w:lsdException w:unhideWhenUsed="0" w:uiPriority="63" w:semiHidden="0" w:name="Medium Shading 1 Accent 1"/>
+    <w:lsdException w:qFormat="1" w:unhideWhenUsed="0" w:uiPriority="61" w:semiHidden="0" w:name="Light List Accent 1"/>
+    <w:lsdException w:qFormat="1" w:unhideWhenUsed="0" w:uiPriority="62" w:semiHidden="0" w:name="Light Grid Accent 1"/>
+    <w:lsdException w:qFormat="1" w:unhideWhenUsed="0" w:uiPriority="63" w:semiHidden="0" w:name="Medium Shading 1 Accent 1"/>
     <w:lsdException w:unhideWhenUsed="0" w:uiPriority="64" w:semiHidden="0" w:name="Medium Shading 2 Accent 1"/>
     <w:lsdException w:unhideWhenUsed="0" w:uiPriority="65" w:semiHidden="0" w:name="Medium List 1 Accent 1"/>
     <w:lsdException w:qFormat="1" w:unhideWhenUsed="0" w:uiPriority="34" w:semiHidden="0" w:name="List Paragraph"/>
@@ -1767,8 +948,8 @@
     <w:lsdException w:unhideWhenUsed="0" w:uiPriority="73" w:semiHidden="0" w:name="Colorful Grid Accent 1"/>
     <w:lsdException w:unhideWhenUsed="0" w:uiPriority="60" w:semiHidden="0" w:name="Light Shading Accent 2"/>
     <w:lsdException w:unhideWhenUsed="0" w:uiPriority="61" w:semiHidden="0" w:name="Light List Accent 2"/>
-    <w:lsdException w:unhideWhenUsed="0" w:uiPriority="62" w:semiHidden="0" w:name="Light Grid Accent 2"/>
-    <w:lsdException w:unhideWhenUsed="0" w:uiPriority="63" w:semiHidden="0" w:name="Medium Shading 1 Accent 2"/>
+    <w:lsdException w:qFormat="1" w:unhideWhenUsed="0" w:uiPriority="62" w:semiHidden="0" w:name="Light Grid Accent 2"/>
+    <w:lsdException w:qFormat="1" w:unhideWhenUsed="0" w:uiPriority="63" w:semiHidden="0" w:name="Medium Shading 1 Accent 2"/>
     <w:lsdException w:unhideWhenUsed="0" w:uiPriority="64" w:semiHidden="0" w:name="Medium Shading 2 Accent 2"/>
     <w:lsdException w:unhideWhenUsed="0" w:uiPriority="65" w:semiHidden="0" w:name="Medium List 1 Accent 2"/>
     <w:lsdException w:unhideWhenUsed="0" w:uiPriority="66" w:semiHidden="0" w:name="Medium List 2 Accent 2"/>
@@ -1779,27 +960,27 @@
     <w:lsdException w:unhideWhenUsed="0" w:uiPriority="71" w:semiHidden="0" w:name="Colorful Shading Accent 2"/>
     <w:lsdException w:unhideWhenUsed="0" w:uiPriority="72" w:semiHidden="0" w:name="Colorful List Accent 2"/>
     <w:lsdException w:unhideWhenUsed="0" w:uiPriority="73" w:semiHidden="0" w:name="Colorful Grid Accent 2"/>
-    <w:lsdException w:unhideWhenUsed="0" w:uiPriority="60" w:semiHidden="0" w:name="Light Shading Accent 3"/>
+    <w:lsdException w:qFormat="1" w:unhideWhenUsed="0" w:uiPriority="60" w:semiHidden="0" w:name="Light Shading Accent 3"/>
     <w:lsdException w:unhideWhenUsed="0" w:uiPriority="61" w:semiHidden="0" w:name="Light List Accent 3"/>
     <w:lsdException w:unhideWhenUsed="0" w:uiPriority="62" w:semiHidden="0" w:name="Light Grid Accent 3"/>
     <w:lsdException w:unhideWhenUsed="0" w:uiPriority="63" w:semiHidden="0" w:name="Medium Shading 1 Accent 3"/>
     <w:lsdException w:unhideWhenUsed="0" w:uiPriority="64" w:semiHidden="0" w:name="Medium Shading 2 Accent 3"/>
     <w:lsdException w:unhideWhenUsed="0" w:uiPriority="65" w:semiHidden="0" w:name="Medium List 1 Accent 3"/>
-    <w:lsdException w:unhideWhenUsed="0" w:uiPriority="66" w:semiHidden="0" w:name="Medium List 2 Accent 3"/>
+    <w:lsdException w:qFormat="1" w:unhideWhenUsed="0" w:uiPriority="66" w:semiHidden="0" w:name="Medium List 2 Accent 3"/>
     <w:lsdException w:unhideWhenUsed="0" w:uiPriority="67" w:semiHidden="0" w:name="Medium Grid 1 Accent 3"/>
     <w:lsdException w:unhideWhenUsed="0" w:uiPriority="68" w:semiHidden="0" w:name="Medium Grid 2 Accent 3"/>
     <w:lsdException w:unhideWhenUsed="0" w:uiPriority="69" w:semiHidden="0" w:name="Medium Grid 3 Accent 3"/>
     <w:lsdException w:unhideWhenUsed="0" w:uiPriority="70" w:semiHidden="0" w:name="Dark List Accent 3"/>
-    <w:lsdException w:unhideWhenUsed="0" w:uiPriority="71" w:semiHidden="0" w:name="Colorful Shading Accent 3"/>
+    <w:lsdException w:qFormat="1" w:unhideWhenUsed="0" w:uiPriority="71" w:semiHidden="0" w:name="Colorful Shading Accent 3"/>
     <w:lsdException w:unhideWhenUsed="0" w:uiPriority="72" w:semiHidden="0" w:name="Colorful List Accent 3"/>
     <w:lsdException w:unhideWhenUsed="0" w:uiPriority="73" w:semiHidden="0" w:name="Colorful Grid Accent 3"/>
-    <w:lsdException w:unhideWhenUsed="0" w:uiPriority="60" w:semiHidden="0" w:name="Light Shading Accent 4"/>
+    <w:lsdException w:qFormat="1" w:unhideWhenUsed="0" w:uiPriority="60" w:semiHidden="0" w:name="Light Shading Accent 4"/>
     <w:lsdException w:unhideWhenUsed="0" w:uiPriority="61" w:semiHidden="0" w:name="Light List Accent 4"/>
-    <w:lsdException w:unhideWhenUsed="0" w:uiPriority="62" w:semiHidden="0" w:name="Light Grid Accent 4"/>
+    <w:lsdException w:qFormat="1" w:unhideWhenUsed="0" w:uiPriority="62" w:semiHidden="0" w:name="Light Grid Accent 4"/>
     <w:lsdException w:unhideWhenUsed="0" w:uiPriority="63" w:semiHidden="0" w:name="Medium Shading 1 Accent 4"/>
     <w:lsdException w:unhideWhenUsed="0" w:uiPriority="64" w:semiHidden="0" w:name="Medium Shading 2 Accent 4"/>
-    <w:lsdException w:unhideWhenUsed="0" w:uiPriority="65" w:semiHidden="0" w:name="Medium List 1 Accent 4"/>
-    <w:lsdException w:unhideWhenUsed="0" w:uiPriority="66" w:semiHidden="0" w:name="Medium List 2 Accent 4"/>
+    <w:lsdException w:qFormat="1" w:unhideWhenUsed="0" w:uiPriority="65" w:semiHidden="0" w:name="Medium List 1 Accent 4"/>
+    <w:lsdException w:qFormat="1" w:unhideWhenUsed="0" w:uiPriority="66" w:semiHidden="0" w:name="Medium List 2 Accent 4"/>
     <w:lsdException w:unhideWhenUsed="0" w:uiPriority="67" w:semiHidden="0" w:name="Medium Grid 1 Accent 4"/>
     <w:lsdException w:unhideWhenUsed="0" w:uiPriority="68" w:semiHidden="0" w:name="Medium Grid 2 Accent 4"/>
     <w:lsdException w:unhideWhenUsed="0" w:uiPriority="69" w:semiHidden="0" w:name="Medium Grid 3 Accent 4"/>
@@ -1807,9 +988,9 @@
     <w:lsdException w:unhideWhenUsed="0" w:uiPriority="71" w:semiHidden="0" w:name="Colorful Shading Accent 4"/>
     <w:lsdException w:unhideWhenUsed="0" w:uiPriority="72" w:semiHidden="0" w:name="Colorful List Accent 4"/>
     <w:lsdException w:unhideWhenUsed="0" w:uiPriority="73" w:semiHidden="0" w:name="Colorful Grid Accent 4"/>
-    <w:lsdException w:unhideWhenUsed="0" w:uiPriority="60" w:semiHidden="0" w:name="Light Shading Accent 5"/>
-    <w:lsdException w:unhideWhenUsed="0" w:uiPriority="61" w:semiHidden="0" w:name="Light List Accent 5"/>
-    <w:lsdException w:unhideWhenUsed="0" w:uiPriority="62" w:semiHidden="0" w:name="Light Grid Accent 5"/>
+    <w:lsdException w:qFormat="1" w:unhideWhenUsed="0" w:uiPriority="60" w:semiHidden="0" w:name="Light Shading Accent 5"/>
+    <w:lsdException w:qFormat="1" w:unhideWhenUsed="0" w:uiPriority="61" w:semiHidden="0" w:name="Light List Accent 5"/>
+    <w:lsdException w:qFormat="1" w:unhideWhenUsed="0" w:uiPriority="62" w:semiHidden="0" w:name="Light Grid Accent 5"/>
     <w:lsdException w:unhideWhenUsed="0" w:uiPriority="63" w:semiHidden="0" w:name="Medium Shading 1 Accent 5"/>
     <w:lsdException w:unhideWhenUsed="0" w:uiPriority="64" w:semiHidden="0" w:name="Medium Shading 2 Accent 5"/>
     <w:lsdException w:unhideWhenUsed="0" w:uiPriority="65" w:semiHidden="0" w:name="Medium List 1 Accent 5"/>
@@ -1818,13 +999,13 @@
     <w:lsdException w:unhideWhenUsed="0" w:uiPriority="68" w:semiHidden="0" w:name="Medium Grid 2 Accent 5"/>
     <w:lsdException w:unhideWhenUsed="0" w:uiPriority="69" w:semiHidden="0" w:name="Medium Grid 3 Accent 5"/>
     <w:lsdException w:unhideWhenUsed="0" w:uiPriority="70" w:semiHidden="0" w:name="Dark List Accent 5"/>
-    <w:lsdException w:unhideWhenUsed="0" w:uiPriority="71" w:semiHidden="0" w:name="Colorful Shading Accent 5"/>
-    <w:lsdException w:unhideWhenUsed="0" w:uiPriority="72" w:semiHidden="0" w:name="Colorful List Accent 5"/>
+    <w:lsdException w:qFormat="1" w:unhideWhenUsed="0" w:uiPriority="71" w:semiHidden="0" w:name="Colorful Shading Accent 5"/>
+    <w:lsdException w:qFormat="1" w:unhideWhenUsed="0" w:uiPriority="72" w:semiHidden="0" w:name="Colorful List Accent 5"/>
     <w:lsdException w:unhideWhenUsed="0" w:uiPriority="73" w:semiHidden="0" w:name="Colorful Grid Accent 5"/>
-    <w:lsdException w:unhideWhenUsed="0" w:uiPriority="60" w:semiHidden="0" w:name="Light Shading Accent 6"/>
+    <w:lsdException w:qFormat="1" w:unhideWhenUsed="0" w:uiPriority="60" w:semiHidden="0" w:name="Light Shading Accent 6"/>
     <w:lsdException w:unhideWhenUsed="0" w:uiPriority="61" w:semiHidden="0" w:name="Light List Accent 6"/>
     <w:lsdException w:unhideWhenUsed="0" w:uiPriority="62" w:semiHidden="0" w:name="Light Grid Accent 6"/>
-    <w:lsdException w:unhideWhenUsed="0" w:uiPriority="63" w:semiHidden="0" w:name="Medium Shading 1 Accent 6"/>
+    <w:lsdException w:qFormat="1" w:unhideWhenUsed="0" w:uiPriority="63" w:semiHidden="0" w:name="Medium Shading 1 Accent 6"/>
     <w:lsdException w:unhideWhenUsed="0" w:uiPriority="64" w:semiHidden="0" w:name="Medium Shading 2 Accent 6"/>
     <w:lsdException w:unhideWhenUsed="0" w:uiPriority="65" w:semiHidden="0" w:name="Medium List 1 Accent 6"/>
     <w:lsdException w:unhideWhenUsed="0" w:uiPriority="66" w:semiHidden="0" w:name="Medium List 2 Accent 6"/>
@@ -1854,7 +1035,7 @@
     <w:name w:val="heading 1"/>
     <w:basedOn w:val="1"/>
     <w:next w:val="1"/>
-    <w:link w:val="138"/>
+    <w:link w:val="141"/>
     <w:qFormat/>
     <w:uiPriority w:val="9"/>
     <w:pPr>
@@ -1876,7 +1057,7 @@
     <w:name w:val="heading 2"/>
     <w:basedOn w:val="1"/>
     <w:next w:val="1"/>
-    <w:link w:val="139"/>
+    <w:link w:val="142"/>
     <w:unhideWhenUsed/>
     <w:qFormat/>
     <w:uiPriority w:val="9"/>
@@ -1904,7 +1085,7 @@
     <w:name w:val="heading 3"/>
     <w:basedOn w:val="1"/>
     <w:next w:val="1"/>
-    <w:link w:val="140"/>
+    <w:link w:val="143"/>
     <w:unhideWhenUsed/>
     <w:qFormat/>
     <w:uiPriority w:val="9"/>
@@ -1930,7 +1111,7 @@
     <w:name w:val="heading 4"/>
     <w:basedOn w:val="1"/>
     <w:next w:val="1"/>
-    <w:link w:val="150"/>
+    <w:link w:val="153"/>
     <w:semiHidden/>
     <w:unhideWhenUsed/>
     <w:qFormat/>
@@ -1959,7 +1140,7 @@
     <w:name w:val="heading 5"/>
     <w:basedOn w:val="1"/>
     <w:next w:val="1"/>
-    <w:link w:val="151"/>
+    <w:link w:val="154"/>
     <w:semiHidden/>
     <w:unhideWhenUsed/>
     <w:qFormat/>
@@ -1979,7 +1160,7 @@
     <w:name w:val="heading 6"/>
     <w:basedOn w:val="1"/>
     <w:next w:val="1"/>
-    <w:link w:val="152"/>
+    <w:link w:val="155"/>
     <w:semiHidden/>
     <w:unhideWhenUsed/>
     <w:qFormat/>
@@ -2001,7 +1182,7 @@
     <w:name w:val="heading 7"/>
     <w:basedOn w:val="1"/>
     <w:next w:val="1"/>
-    <w:link w:val="153"/>
+    <w:link w:val="156"/>
     <w:semiHidden/>
     <w:unhideWhenUsed/>
     <w:qFormat/>
@@ -2031,7 +1212,7 @@
     <w:name w:val="heading 8"/>
     <w:basedOn w:val="1"/>
     <w:next w:val="1"/>
-    <w:link w:val="154"/>
+    <w:link w:val="157"/>
     <w:semiHidden/>
     <w:unhideWhenUsed/>
     <w:qFormat/>
@@ -2058,7 +1239,7 @@
     <w:name w:val="heading 9"/>
     <w:basedOn w:val="1"/>
     <w:next w:val="1"/>
-    <w:link w:val="155"/>
+    <w:link w:val="158"/>
     <w:semiHidden/>
     <w:unhideWhenUsed/>
     <w:qFormat/>
@@ -2086,13 +1267,13 @@
       </w14:textFill>
     </w:rPr>
   </w:style>
-  <w:style w:type="character" w:default="1" w:styleId="132">
+  <w:style w:type="character" w:default="1" w:styleId="134">
     <w:name w:val="Default Paragraph Font"/>
     <w:semiHidden/>
     <w:unhideWhenUsed/>
     <w:uiPriority w:val="1"/>
   </w:style>
-  <w:style w:type="table" w:default="1" w:styleId="32">
+  <w:style w:type="table" w:default="1" w:styleId="34">
     <w:name w:val="Normal Table"/>
     <w:semiHidden/>
     <w:unhideWhenUsed/>
@@ -2108,7 +1289,7 @@
   </w:style>
   <w:style w:type="paragraph" w:styleId="2">
     <w:name w:val="macro"/>
-    <w:link w:val="147"/>
+    <w:link w:val="150"/>
     <w:unhideWhenUsed/>
     <w:uiPriority w:val="99"/>
     <w:pPr>
@@ -2206,7 +1387,7 @@
   <w:style w:type="paragraph" w:styleId="17">
     <w:name w:val="Body Text 3"/>
     <w:basedOn w:val="1"/>
-    <w:link w:val="146"/>
+    <w:link w:val="149"/>
     <w:unhideWhenUsed/>
     <w:uiPriority w:val="99"/>
     <w:pPr>
@@ -2233,7 +1414,7 @@
   <w:style w:type="paragraph" w:styleId="19">
     <w:name w:val="Body Text"/>
     <w:basedOn w:val="1"/>
-    <w:link w:val="144"/>
+    <w:link w:val="147"/>
     <w:unhideWhenUsed/>
     <w:uiPriority w:val="99"/>
     <w:pPr>
@@ -2290,7 +1471,7 @@
   <w:style w:type="paragraph" w:styleId="24">
     <w:name w:val="footer"/>
     <w:basedOn w:val="1"/>
-    <w:link w:val="136"/>
+    <w:link w:val="139"/>
     <w:unhideWhenUsed/>
     <w:uiPriority w:val="99"/>
     <w:pPr>
@@ -2304,7 +1485,7 @@
   <w:style w:type="paragraph" w:styleId="25">
     <w:name w:val="header"/>
     <w:basedOn w:val="1"/>
-    <w:link w:val="135"/>
+    <w:link w:val="138"/>
     <w:unhideWhenUsed/>
     <w:uiPriority w:val="99"/>
     <w:pPr>
@@ -2319,7 +1500,7 @@
     <w:name w:val="Subtitle"/>
     <w:basedOn w:val="1"/>
     <w:next w:val="1"/>
-    <w:link w:val="142"/>
+    <w:link w:val="145"/>
     <w:qFormat/>
     <w:uiPriority w:val="11"/>
     <w:rPr>
@@ -2350,7 +1531,7 @@
   <w:style w:type="paragraph" w:styleId="28">
     <w:name w:val="Body Text 2"/>
     <w:basedOn w:val="1"/>
-    <w:link w:val="145"/>
+    <w:link w:val="148"/>
     <w:unhideWhenUsed/>
     <w:uiPriority w:val="99"/>
     <w:pPr>
@@ -2369,6 +1550,58 @@
     </w:pPr>
   </w:style>
   <w:style w:type="paragraph" w:styleId="30">
+    <w:name w:val="HTML Preformatted"/>
+    <w:basedOn w:val="1"/>
+    <w:semiHidden/>
+    <w:unhideWhenUsed/>
+    <w:uiPriority w:val="99"/>
+    <w:pPr>
+      <w:tabs>
+        <w:tab w:val="left" w:pos="916"/>
+        <w:tab w:val="left" w:pos="1832"/>
+        <w:tab w:val="left" w:pos="2748"/>
+        <w:tab w:val="left" w:pos="3664"/>
+        <w:tab w:val="left" w:pos="4580"/>
+        <w:tab w:val="left" w:pos="5496"/>
+        <w:tab w:val="left" w:pos="6412"/>
+        <w:tab w:val="left" w:pos="7328"/>
+        <w:tab w:val="left" w:pos="8244"/>
+        <w:tab w:val="left" w:pos="9160"/>
+        <w:tab w:val="left" w:pos="10076"/>
+        <w:tab w:val="left" w:pos="10992"/>
+        <w:tab w:val="left" w:pos="11908"/>
+        <w:tab w:val="left" w:pos="12824"/>
+        <w:tab w:val="left" w:pos="13740"/>
+        <w:tab w:val="left" w:pos="14656"/>
+      </w:tabs>
+      <w:jc w:val="left"/>
+    </w:pPr>
+    <w:rPr>
+      <w:rFonts w:hint="eastAsia" w:ascii="宋体" w:hAnsi="宋体" w:eastAsia="宋体" w:cs="宋体"/>
+      <w:kern w:val="0"/>
+      <w:sz w:val="24"/>
+      <w:szCs w:val="24"/>
+      <w:lang w:val="en-US" w:eastAsia="zh-CN" w:bidi="ar"/>
+    </w:rPr>
+  </w:style>
+  <w:style w:type="paragraph" w:styleId="31">
+    <w:name w:val="Normal (Web)"/>
+    <w:basedOn w:val="1"/>
+    <w:semiHidden/>
+    <w:unhideWhenUsed/>
+    <w:uiPriority w:val="99"/>
+    <w:pPr>
+      <w:spacing w:before="0" w:beforeAutospacing="1" w:after="0" w:afterAutospacing="1"/>
+      <w:ind w:left="0" w:right="0"/>
+      <w:jc w:val="left"/>
+    </w:pPr>
+    <w:rPr>
+      <w:kern w:val="0"/>
+      <w:sz w:val="24"/>
+      <w:lang w:val="en-US" w:eastAsia="zh-CN" w:bidi="ar"/>
+    </w:rPr>
+  </w:style>
+  <w:style w:type="paragraph" w:styleId="32">
     <w:name w:val="List Continue 3"/>
     <w:basedOn w:val="1"/>
     <w:unhideWhenUsed/>
@@ -2379,11 +1612,11 @@
       <w:contextualSpacing/>
     </w:pPr>
   </w:style>
-  <w:style w:type="paragraph" w:styleId="31">
+  <w:style w:type="paragraph" w:styleId="33">
     <w:name w:val="Title"/>
     <w:basedOn w:val="1"/>
     <w:next w:val="1"/>
-    <w:link w:val="141"/>
+    <w:link w:val="144"/>
     <w:qFormat/>
     <w:uiPriority w:val="10"/>
     <w:pPr>
@@ -2402,9 +1635,9 @@
       <w:szCs w:val="52"/>
     </w:rPr>
   </w:style>
-  <w:style w:type="table" w:styleId="33">
+  <w:style w:type="table" w:styleId="35">
     <w:name w:val="Table Grid"/>
-    <w:basedOn w:val="32"/>
+    <w:basedOn w:val="34"/>
     <w:uiPriority w:val="59"/>
     <w:pPr>
       <w:spacing w:after="0" w:line="240" w:lineRule="auto"/>
@@ -2426,9 +1659,9 @@
       </w:tblCellMar>
     </w:tblPr>
   </w:style>
-  <w:style w:type="table" w:styleId="34">
+  <w:style w:type="table" w:styleId="36">
     <w:name w:val="Light Shading"/>
-    <w:basedOn w:val="32"/>
+    <w:basedOn w:val="34"/>
     <w:uiPriority w:val="60"/>
     <w:pPr>
       <w:spacing w:after="0" w:line="240" w:lineRule="auto"/>
@@ -2525,9 +1758,9 @@
       </w:tcPr>
     </w:tblStylePr>
   </w:style>
-  <w:style w:type="table" w:styleId="35">
+  <w:style w:type="table" w:styleId="37">
     <w:name w:val="Light Shading Accent 1"/>
-    <w:basedOn w:val="32"/>
+    <w:basedOn w:val="34"/>
     <w:uiPriority w:val="60"/>
     <w:pPr>
       <w:spacing w:after="0" w:line="240" w:lineRule="auto"/>
@@ -2624,9 +1857,9 @@
       </w:tcPr>
     </w:tblStylePr>
   </w:style>
-  <w:style w:type="table" w:styleId="36">
+  <w:style w:type="table" w:styleId="38">
     <w:name w:val="Light Shading Accent 2"/>
-    <w:basedOn w:val="32"/>
+    <w:basedOn w:val="34"/>
     <w:uiPriority w:val="60"/>
     <w:pPr>
       <w:spacing w:after="0" w:line="240" w:lineRule="auto"/>
@@ -2723,9 +1956,10 @@
       </w:tcPr>
     </w:tblStylePr>
   </w:style>
-  <w:style w:type="table" w:styleId="37">
+  <w:style w:type="table" w:styleId="39">
     <w:name w:val="Light Shading Accent 3"/>
-    <w:basedOn w:val="32"/>
+    <w:basedOn w:val="34"/>
+    <w:qFormat/>
     <w:uiPriority w:val="60"/>
     <w:pPr>
       <w:spacing w:after="0" w:line="240" w:lineRule="auto"/>
@@ -2822,9 +2056,10 @@
       </w:tcPr>
     </w:tblStylePr>
   </w:style>
-  <w:style w:type="table" w:styleId="38">
+  <w:style w:type="table" w:styleId="40">
     <w:name w:val="Light Shading Accent 4"/>
-    <w:basedOn w:val="32"/>
+    <w:basedOn w:val="34"/>
+    <w:qFormat/>
     <w:uiPriority w:val="60"/>
     <w:pPr>
       <w:spacing w:after="0" w:line="240" w:lineRule="auto"/>
@@ -2921,9 +2156,10 @@
       </w:tcPr>
     </w:tblStylePr>
   </w:style>
-  <w:style w:type="table" w:styleId="39">
+  <w:style w:type="table" w:styleId="41">
     <w:name w:val="Light Shading Accent 5"/>
-    <w:basedOn w:val="32"/>
+    <w:basedOn w:val="34"/>
+    <w:qFormat/>
     <w:uiPriority w:val="60"/>
     <w:pPr>
       <w:spacing w:after="0" w:line="240" w:lineRule="auto"/>
@@ -3020,9 +2256,10 @@
       </w:tcPr>
     </w:tblStylePr>
   </w:style>
-  <w:style w:type="table" w:styleId="40">
+  <w:style w:type="table" w:styleId="42">
     <w:name w:val="Light Shading Accent 6"/>
-    <w:basedOn w:val="32"/>
+    <w:basedOn w:val="34"/>
+    <w:qFormat/>
     <w:uiPriority w:val="60"/>
     <w:pPr>
       <w:spacing w:after="0" w:line="240" w:lineRule="auto"/>
@@ -3119,9 +2356,9 @@
       </w:tcPr>
     </w:tblStylePr>
   </w:style>
-  <w:style w:type="table" w:styleId="41">
+  <w:style w:type="table" w:styleId="43">
     <w:name w:val="Light List"/>
-    <w:basedOn w:val="32"/>
+    <w:basedOn w:val="34"/>
     <w:uiPriority w:val="61"/>
     <w:pPr>
       <w:spacing w:after="0" w:line="240" w:lineRule="auto"/>
@@ -3212,9 +2449,10 @@
       </w:tcPr>
     </w:tblStylePr>
   </w:style>
-  <w:style w:type="table" w:styleId="42">
+  <w:style w:type="table" w:styleId="44">
     <w:name w:val="Light List Accent 1"/>
-    <w:basedOn w:val="32"/>
+    <w:basedOn w:val="34"/>
+    <w:qFormat/>
     <w:uiPriority w:val="61"/>
     <w:pPr>
       <w:spacing w:after="0" w:line="240" w:lineRule="auto"/>
@@ -3305,9 +2543,9 @@
       </w:tcPr>
     </w:tblStylePr>
   </w:style>
-  <w:style w:type="table" w:styleId="43">
+  <w:style w:type="table" w:styleId="45">
     <w:name w:val="Light List Accent 2"/>
-    <w:basedOn w:val="32"/>
+    <w:basedOn w:val="34"/>
     <w:uiPriority w:val="61"/>
     <w:pPr>
       <w:spacing w:after="0" w:line="240" w:lineRule="auto"/>
@@ -3398,9 +2636,9 @@
       </w:tcPr>
     </w:tblStylePr>
   </w:style>
-  <w:style w:type="table" w:styleId="44">
+  <w:style w:type="table" w:styleId="46">
     <w:name w:val="Light List Accent 3"/>
-    <w:basedOn w:val="32"/>
+    <w:basedOn w:val="34"/>
     <w:uiPriority w:val="61"/>
     <w:pPr>
       <w:spacing w:after="0" w:line="240" w:lineRule="auto"/>
@@ -3491,9 +2729,9 @@
       </w:tcPr>
     </w:tblStylePr>
   </w:style>
-  <w:style w:type="table" w:styleId="45">
+  <w:style w:type="table" w:styleId="47">
     <w:name w:val="Light List Accent 4"/>
-    <w:basedOn w:val="32"/>
+    <w:basedOn w:val="34"/>
     <w:uiPriority w:val="61"/>
     <w:pPr>
       <w:spacing w:after="0" w:line="240" w:lineRule="auto"/>
@@ -3584,9 +2822,10 @@
       </w:tcPr>
     </w:tblStylePr>
   </w:style>
-  <w:style w:type="table" w:styleId="46">
+  <w:style w:type="table" w:styleId="48">
     <w:name w:val="Light List Accent 5"/>
-    <w:basedOn w:val="32"/>
+    <w:basedOn w:val="34"/>
+    <w:qFormat/>
     <w:uiPriority w:val="61"/>
     <w:pPr>
       <w:spacing w:after="0" w:line="240" w:lineRule="auto"/>
@@ -3677,9 +2916,9 @@
       </w:tcPr>
     </w:tblStylePr>
   </w:style>
-  <w:style w:type="table" w:styleId="47">
+  <w:style w:type="table" w:styleId="49">
     <w:name w:val="Light List Accent 6"/>
-    <w:basedOn w:val="32"/>
+    <w:basedOn w:val="34"/>
     <w:uiPriority w:val="61"/>
     <w:pPr>
       <w:spacing w:after="0" w:line="240" w:lineRule="auto"/>
@@ -3770,9 +3009,10 @@
       </w:tcPr>
     </w:tblStylePr>
   </w:style>
-  <w:style w:type="table" w:styleId="48">
+  <w:style w:type="table" w:styleId="50">
     <w:name w:val="Light Grid"/>
-    <w:basedOn w:val="32"/>
+    <w:basedOn w:val="34"/>
+    <w:qFormat/>
     <w:uiPriority w:val="62"/>
     <w:pPr>
       <w:spacing w:after="0" w:line="240" w:lineRule="auto"/>
@@ -3896,9 +3136,10 @@
       </w:tcPr>
     </w:tblStylePr>
   </w:style>
-  <w:style w:type="table" w:styleId="49">
+  <w:style w:type="table" w:styleId="51">
     <w:name w:val="Light Grid Accent 1"/>
-    <w:basedOn w:val="32"/>
+    <w:basedOn w:val="34"/>
+    <w:qFormat/>
     <w:uiPriority w:val="62"/>
     <w:pPr>
       <w:spacing w:after="0" w:line="240" w:lineRule="auto"/>
@@ -4022,9 +3263,10 @@
       </w:tcPr>
     </w:tblStylePr>
   </w:style>
-  <w:style w:type="table" w:styleId="50">
+  <w:style w:type="table" w:styleId="52">
     <w:name w:val="Light Grid Accent 2"/>
-    <w:basedOn w:val="32"/>
+    <w:basedOn w:val="34"/>
+    <w:qFormat/>
     <w:uiPriority w:val="62"/>
     <w:pPr>
       <w:spacing w:after="0" w:line="240" w:lineRule="auto"/>
@@ -4148,9 +3390,9 @@
       </w:tcPr>
     </w:tblStylePr>
   </w:style>
-  <w:style w:type="table" w:styleId="51">
+  <w:style w:type="table" w:styleId="53">
     <w:name w:val="Light Grid Accent 3"/>
-    <w:basedOn w:val="32"/>
+    <w:basedOn w:val="34"/>
     <w:uiPriority w:val="62"/>
     <w:pPr>
       <w:spacing w:after="0" w:line="240" w:lineRule="auto"/>
@@ -4274,9 +3516,10 @@
       </w:tcPr>
     </w:tblStylePr>
   </w:style>
-  <w:style w:type="table" w:styleId="52">
+  <w:style w:type="table" w:styleId="54">
     <w:name w:val="Light Grid Accent 4"/>
-    <w:basedOn w:val="32"/>
+    <w:basedOn w:val="34"/>
+    <w:qFormat/>
     <w:uiPriority w:val="62"/>
     <w:pPr>
       <w:spacing w:after="0" w:line="240" w:lineRule="auto"/>
@@ -4400,9 +3643,10 @@
       </w:tcPr>
     </w:tblStylePr>
   </w:style>
-  <w:style w:type="table" w:styleId="53">
+  <w:style w:type="table" w:styleId="55">
     <w:name w:val="Light Grid Accent 5"/>
-    <w:basedOn w:val="32"/>
+    <w:basedOn w:val="34"/>
+    <w:qFormat/>
     <w:uiPriority w:val="62"/>
     <w:pPr>
       <w:spacing w:after="0" w:line="240" w:lineRule="auto"/>
@@ -4526,9 +3770,9 @@
       </w:tcPr>
     </w:tblStylePr>
   </w:style>
-  <w:style w:type="table" w:styleId="54">
+  <w:style w:type="table" w:styleId="56">
     <w:name w:val="Light Grid Accent 6"/>
-    <w:basedOn w:val="32"/>
+    <w:basedOn w:val="34"/>
     <w:uiPriority w:val="62"/>
     <w:pPr>
       <w:spacing w:after="0" w:line="240" w:lineRule="auto"/>
@@ -4652,9 +3896,9 @@
       </w:tcPr>
     </w:tblStylePr>
   </w:style>
-  <w:style w:type="table" w:styleId="55">
+  <w:style w:type="table" w:styleId="57">
     <w:name w:val="Medium Shading 1"/>
-    <w:basedOn w:val="32"/>
+    <w:basedOn w:val="34"/>
     <w:uiPriority w:val="63"/>
     <w:pPr>
       <w:spacing w:after="0" w:line="240" w:lineRule="auto"/>
@@ -4759,9 +4003,10 @@
       </w:tcPr>
     </w:tblStylePr>
   </w:style>
-  <w:style w:type="table" w:styleId="56">
+  <w:style w:type="table" w:styleId="58">
     <w:name w:val="Medium Shading 1 Accent 1"/>
-    <w:basedOn w:val="32"/>
+    <w:basedOn w:val="34"/>
+    <w:qFormat/>
     <w:uiPriority w:val="63"/>
     <w:pPr>
       <w:spacing w:after="0" w:line="240" w:lineRule="auto"/>
@@ -4866,9 +4111,10 @@
       </w:tcPr>
     </w:tblStylePr>
   </w:style>
-  <w:style w:type="table" w:styleId="57">
+  <w:style w:type="table" w:styleId="59">
     <w:name w:val="Medium Shading 1 Accent 2"/>
-    <w:basedOn w:val="32"/>
+    <w:basedOn w:val="34"/>
+    <w:qFormat/>
     <w:uiPriority w:val="63"/>
     <w:pPr>
       <w:spacing w:after="0" w:line="240" w:lineRule="auto"/>
@@ -4973,9 +4219,9 @@
       </w:tcPr>
     </w:tblStylePr>
   </w:style>
-  <w:style w:type="table" w:styleId="58">
+  <w:style w:type="table" w:styleId="60">
     <w:name w:val="Medium Shading 1 Accent 3"/>
-    <w:basedOn w:val="32"/>
+    <w:basedOn w:val="34"/>
     <w:uiPriority w:val="63"/>
     <w:pPr>
       <w:spacing w:after="0" w:line="240" w:lineRule="auto"/>
@@ -5080,9 +4326,9 @@
       </w:tcPr>
     </w:tblStylePr>
   </w:style>
-  <w:style w:type="table" w:styleId="59">
+  <w:style w:type="table" w:styleId="61">
     <w:name w:val="Medium Shading 1 Accent 4"/>
-    <w:basedOn w:val="32"/>
+    <w:basedOn w:val="34"/>
     <w:uiPriority w:val="63"/>
     <w:pPr>
       <w:spacing w:after="0" w:line="240" w:lineRule="auto"/>
@@ -5187,9 +4433,9 @@
       </w:tcPr>
     </w:tblStylePr>
   </w:style>
-  <w:style w:type="table" w:styleId="60">
+  <w:style w:type="table" w:styleId="62">
     <w:name w:val="Medium Shading 1 Accent 5"/>
-    <w:basedOn w:val="32"/>
+    <w:basedOn w:val="34"/>
     <w:uiPriority w:val="63"/>
     <w:pPr>
       <w:spacing w:after="0" w:line="240" w:lineRule="auto"/>
@@ -5294,9 +4540,10 @@
       </w:tcPr>
     </w:tblStylePr>
   </w:style>
-  <w:style w:type="table" w:styleId="61">
+  <w:style w:type="table" w:styleId="63">
     <w:name w:val="Medium Shading 1 Accent 6"/>
-    <w:basedOn w:val="32"/>
+    <w:basedOn w:val="34"/>
+    <w:qFormat/>
     <w:uiPriority w:val="63"/>
     <w:pPr>
       <w:spacing w:after="0" w:line="240" w:lineRule="auto"/>
@@ -5401,9 +4648,9 @@
       </w:tcPr>
     </w:tblStylePr>
   </w:style>
-  <w:style w:type="table" w:styleId="62">
+  <w:style w:type="table" w:styleId="64">
     <w:name w:val="Medium Shading 2"/>
-    <w:basedOn w:val="32"/>
+    <w:basedOn w:val="34"/>
     <w:uiPriority w:val="64"/>
     <w:pPr>
       <w:spacing w:after="0" w:line="240" w:lineRule="auto"/>
@@ -5566,9 +4813,9 @@
       </w:tcPr>
     </w:tblStylePr>
   </w:style>
-  <w:style w:type="table" w:styleId="63">
+  <w:style w:type="table" w:styleId="65">
     <w:name w:val="Medium Shading 2 Accent 1"/>
-    <w:basedOn w:val="32"/>
+    <w:basedOn w:val="34"/>
     <w:uiPriority w:val="64"/>
     <w:pPr>
       <w:spacing w:after="0" w:line="240" w:lineRule="auto"/>
@@ -5731,9 +4978,9 @@
       </w:tcPr>
     </w:tblStylePr>
   </w:style>
-  <w:style w:type="table" w:styleId="64">
+  <w:style w:type="table" w:styleId="66">
     <w:name w:val="Medium Shading 2 Accent 2"/>
-    <w:basedOn w:val="32"/>
+    <w:basedOn w:val="34"/>
     <w:uiPriority w:val="64"/>
     <w:pPr>
       <w:spacing w:after="0" w:line="240" w:lineRule="auto"/>
@@ -5896,9 +5143,9 @@
       </w:tcPr>
     </w:tblStylePr>
   </w:style>
-  <w:style w:type="table" w:styleId="65">
+  <w:style w:type="table" w:styleId="67">
     <w:name w:val="Medium Shading 2 Accent 3"/>
-    <w:basedOn w:val="32"/>
+    <w:basedOn w:val="34"/>
     <w:uiPriority w:val="64"/>
     <w:pPr>
       <w:spacing w:after="0" w:line="240" w:lineRule="auto"/>
@@ -6061,9 +5308,9 @@
       </w:tcPr>
     </w:tblStylePr>
   </w:style>
-  <w:style w:type="table" w:styleId="66">
+  <w:style w:type="table" w:styleId="68">
     <w:name w:val="Medium Shading 2 Accent 4"/>
-    <w:basedOn w:val="32"/>
+    <w:basedOn w:val="34"/>
     <w:uiPriority w:val="64"/>
     <w:pPr>
       <w:spacing w:after="0" w:line="240" w:lineRule="auto"/>
@@ -6226,9 +5473,9 @@
       </w:tcPr>
     </w:tblStylePr>
   </w:style>
-  <w:style w:type="table" w:styleId="67">
+  <w:style w:type="table" w:styleId="69">
     <w:name w:val="Medium Shading 2 Accent 5"/>
-    <w:basedOn w:val="32"/>
+    <w:basedOn w:val="34"/>
     <w:uiPriority w:val="64"/>
     <w:pPr>
       <w:spacing w:after="0" w:line="240" w:lineRule="auto"/>
@@ -6391,9 +5638,9 @@
       </w:tcPr>
     </w:tblStylePr>
   </w:style>
-  <w:style w:type="table" w:styleId="68">
+  <w:style w:type="table" w:styleId="70">
     <w:name w:val="Medium Shading 2 Accent 6"/>
-    <w:basedOn w:val="32"/>
+    <w:basedOn w:val="34"/>
     <w:uiPriority w:val="64"/>
     <w:pPr>
       <w:spacing w:after="0" w:line="240" w:lineRule="auto"/>
@@ -6556,9 +5803,9 @@
       </w:tcPr>
     </w:tblStylePr>
   </w:style>
-  <w:style w:type="table" w:styleId="69">
+  <w:style w:type="table" w:styleId="71">
     <w:name w:val="Medium List 1"/>
-    <w:basedOn w:val="32"/>
+    <w:basedOn w:val="34"/>
     <w:uiPriority w:val="65"/>
     <w:pPr>
       <w:spacing w:after="0" w:line="240" w:lineRule="auto"/>
@@ -6646,9 +5893,9 @@
       </w:tcPr>
     </w:tblStylePr>
   </w:style>
-  <w:style w:type="table" w:styleId="70">
+  <w:style w:type="table" w:styleId="72">
     <w:name w:val="Medium List 1 Accent 1"/>
-    <w:basedOn w:val="32"/>
+    <w:basedOn w:val="34"/>
     <w:uiPriority w:val="65"/>
     <w:pPr>
       <w:spacing w:after="0" w:line="240" w:lineRule="auto"/>
@@ -6736,9 +5983,9 @@
       </w:tcPr>
     </w:tblStylePr>
   </w:style>
-  <w:style w:type="table" w:styleId="71">
+  <w:style w:type="table" w:styleId="73">
     <w:name w:val="Medium List 1 Accent 2"/>
-    <w:basedOn w:val="32"/>
+    <w:basedOn w:val="34"/>
     <w:uiPriority w:val="65"/>
     <w:pPr>
       <w:spacing w:after="0" w:line="240" w:lineRule="auto"/>
@@ -6826,9 +6073,9 @@
       </w:tcPr>
     </w:tblStylePr>
   </w:style>
-  <w:style w:type="table" w:styleId="72">
+  <w:style w:type="table" w:styleId="74">
     <w:name w:val="Medium List 1 Accent 3"/>
-    <w:basedOn w:val="32"/>
+    <w:basedOn w:val="34"/>
     <w:uiPriority w:val="65"/>
     <w:pPr>
       <w:spacing w:after="0" w:line="240" w:lineRule="auto"/>
@@ -6916,9 +6163,10 @@
       </w:tcPr>
     </w:tblStylePr>
   </w:style>
-  <w:style w:type="table" w:styleId="73">
+  <w:style w:type="table" w:styleId="75">
     <w:name w:val="Medium List 1 Accent 4"/>
-    <w:basedOn w:val="32"/>
+    <w:basedOn w:val="34"/>
+    <w:qFormat/>
     <w:uiPriority w:val="65"/>
     <w:pPr>
       <w:spacing w:after="0" w:line="240" w:lineRule="auto"/>
@@ -7006,9 +6254,9 @@
       </w:tcPr>
     </w:tblStylePr>
   </w:style>
-  <w:style w:type="table" w:styleId="74">
+  <w:style w:type="table" w:styleId="76">
     <w:name w:val="Medium List 1 Accent 5"/>
-    <w:basedOn w:val="32"/>
+    <w:basedOn w:val="34"/>
     <w:uiPriority w:val="65"/>
     <w:pPr>
       <w:spacing w:after="0" w:line="240" w:lineRule="auto"/>
@@ -7096,9 +6344,9 @@
       </w:tcPr>
     </w:tblStylePr>
   </w:style>
-  <w:style w:type="table" w:styleId="75">
+  <w:style w:type="table" w:styleId="77">
     <w:name w:val="Medium List 1 Accent 6"/>
-    <w:basedOn w:val="32"/>
+    <w:basedOn w:val="34"/>
     <w:uiPriority w:val="65"/>
     <w:pPr>
       <w:spacing w:after="0" w:line="240" w:lineRule="auto"/>
@@ -7186,9 +6434,9 @@
       </w:tcPr>
     </w:tblStylePr>
   </w:style>
-  <w:style w:type="table" w:styleId="76">
+  <w:style w:type="table" w:styleId="78">
     <w:name w:val="Medium List 2"/>
-    <w:basedOn w:val="32"/>
+    <w:basedOn w:val="34"/>
     <w:uiPriority w:val="66"/>
     <w:pPr>
       <w:spacing w:after="0" w:line="240" w:lineRule="auto"/>
@@ -7315,9 +6563,9 @@
       </w:tcPr>
     </w:tblStylePr>
   </w:style>
-  <w:style w:type="table" w:styleId="77">
+  <w:style w:type="table" w:styleId="79">
     <w:name w:val="Medium List 2 Accent 1"/>
-    <w:basedOn w:val="32"/>
+    <w:basedOn w:val="34"/>
     <w:uiPriority w:val="66"/>
     <w:pPr>
       <w:spacing w:after="0" w:line="240" w:lineRule="auto"/>
@@ -7444,9 +6692,9 @@
       </w:tcPr>
     </w:tblStylePr>
   </w:style>
-  <w:style w:type="table" w:styleId="78">
+  <w:style w:type="table" w:styleId="80">
     <w:name w:val="Medium List 2 Accent 2"/>
-    <w:basedOn w:val="32"/>
+    <w:basedOn w:val="34"/>
     <w:uiPriority w:val="66"/>
     <w:pPr>
       <w:spacing w:after="0" w:line="240" w:lineRule="auto"/>
@@ -7573,9 +6821,10 @@
       </w:tcPr>
     </w:tblStylePr>
   </w:style>
-  <w:style w:type="table" w:styleId="79">
+  <w:style w:type="table" w:styleId="81">
     <w:name w:val="Medium List 2 Accent 3"/>
-    <w:basedOn w:val="32"/>
+    <w:basedOn w:val="34"/>
+    <w:qFormat/>
     <w:uiPriority w:val="66"/>
     <w:pPr>
       <w:spacing w:after="0" w:line="240" w:lineRule="auto"/>
@@ -7702,9 +6951,10 @@
       </w:tcPr>
     </w:tblStylePr>
   </w:style>
-  <w:style w:type="table" w:styleId="80">
+  <w:style w:type="table" w:styleId="82">
     <w:name w:val="Medium List 2 Accent 4"/>
-    <w:basedOn w:val="32"/>
+    <w:basedOn w:val="34"/>
+    <w:qFormat/>
     <w:uiPriority w:val="66"/>
     <w:pPr>
       <w:spacing w:after="0" w:line="240" w:lineRule="auto"/>
@@ -7831,9 +7081,9 @@
       </w:tcPr>
     </w:tblStylePr>
   </w:style>
-  <w:style w:type="table" w:styleId="81">
+  <w:style w:type="table" w:styleId="83">
     <w:name w:val="Medium List 2 Accent 5"/>
-    <w:basedOn w:val="32"/>
+    <w:basedOn w:val="34"/>
     <w:uiPriority w:val="66"/>
     <w:pPr>
       <w:spacing w:after="0" w:line="240" w:lineRule="auto"/>
@@ -7960,9 +7210,9 @@
       </w:tcPr>
     </w:tblStylePr>
   </w:style>
-  <w:style w:type="table" w:styleId="82">
+  <w:style w:type="table" w:styleId="84">
     <w:name w:val="Medium List 2 Accent 6"/>
-    <w:basedOn w:val="32"/>
+    <w:basedOn w:val="34"/>
     <w:uiPriority w:val="66"/>
     <w:pPr>
       <w:spacing w:after="0" w:line="240" w:lineRule="auto"/>
@@ -8089,9 +7339,9 @@
       </w:tcPr>
     </w:tblStylePr>
   </w:style>
-  <w:style w:type="table" w:styleId="83">
+  <w:style w:type="table" w:styleId="85">
     <w:name w:val="Medium Grid 1"/>
-    <w:basedOn w:val="32"/>
+    <w:basedOn w:val="34"/>
     <w:uiPriority w:val="67"/>
     <w:pPr>
       <w:spacing w:after="0" w:line="240" w:lineRule="auto"/>
@@ -8158,9 +7408,9 @@
       </w:tcPr>
     </w:tblStylePr>
   </w:style>
-  <w:style w:type="table" w:styleId="84">
+  <w:style w:type="table" w:styleId="86">
     <w:name w:val="Medium Grid 1 Accent 1"/>
-    <w:basedOn w:val="32"/>
+    <w:basedOn w:val="34"/>
     <w:uiPriority w:val="67"/>
     <w:pPr>
       <w:spacing w:after="0" w:line="240" w:lineRule="auto"/>
@@ -8227,9 +7477,9 @@
       </w:tcPr>
     </w:tblStylePr>
   </w:style>
-  <w:style w:type="table" w:styleId="85">
+  <w:style w:type="table" w:styleId="87">
     <w:name w:val="Medium Grid 1 Accent 2"/>
-    <w:basedOn w:val="32"/>
+    <w:basedOn w:val="34"/>
     <w:uiPriority w:val="67"/>
     <w:pPr>
       <w:spacing w:after="0" w:line="240" w:lineRule="auto"/>
@@ -8296,9 +7546,9 @@
       </w:tcPr>
     </w:tblStylePr>
   </w:style>
-  <w:style w:type="table" w:styleId="86">
+  <w:style w:type="table" w:styleId="88">
     <w:name w:val="Medium Grid 1 Accent 3"/>
-    <w:basedOn w:val="32"/>
+    <w:basedOn w:val="34"/>
     <w:uiPriority w:val="67"/>
     <w:pPr>
       <w:spacing w:after="0" w:line="240" w:lineRule="auto"/>
@@ -8365,9 +7615,9 @@
       </w:tcPr>
     </w:tblStylePr>
   </w:style>
-  <w:style w:type="table" w:styleId="87">
+  <w:style w:type="table" w:styleId="89">
     <w:name w:val="Medium Grid 1 Accent 4"/>
-    <w:basedOn w:val="32"/>
+    <w:basedOn w:val="34"/>
     <w:uiPriority w:val="67"/>
     <w:pPr>
       <w:spacing w:after="0" w:line="240" w:lineRule="auto"/>
@@ -8434,9 +7684,9 @@
       </w:tcPr>
     </w:tblStylePr>
   </w:style>
-  <w:style w:type="table" w:styleId="88">
+  <w:style w:type="table" w:styleId="90">
     <w:name w:val="Medium Grid 1 Accent 5"/>
-    <w:basedOn w:val="32"/>
+    <w:basedOn w:val="34"/>
     <w:uiPriority w:val="67"/>
     <w:pPr>
       <w:spacing w:after="0" w:line="240" w:lineRule="auto"/>
@@ -8503,9 +7753,9 @@
       </w:tcPr>
     </w:tblStylePr>
   </w:style>
-  <w:style w:type="table" w:styleId="89">
+  <w:style w:type="table" w:styleId="91">
     <w:name w:val="Medium Grid 1 Accent 6"/>
-    <w:basedOn w:val="32"/>
+    <w:basedOn w:val="34"/>
     <w:uiPriority w:val="67"/>
     <w:pPr>
       <w:spacing w:after="0" w:line="240" w:lineRule="auto"/>
@@ -8572,9 +7822,9 @@
       </w:tcPr>
     </w:tblStylePr>
   </w:style>
-  <w:style w:type="table" w:styleId="90">
+  <w:style w:type="table" w:styleId="92">
     <w:name w:val="Medium Grid 2"/>
-    <w:basedOn w:val="32"/>
+    <w:basedOn w:val="34"/>
     <w:uiPriority w:val="68"/>
     <w:pPr>
       <w:spacing w:after="0" w:line="240" w:lineRule="auto"/>
@@ -8718,9 +7968,9 @@
       </w:tcPr>
     </w:tblStylePr>
   </w:style>
-  <w:style w:type="table" w:styleId="91">
+  <w:style w:type="table" w:styleId="93">
     <w:name w:val="Medium Grid 2 Accent 1"/>
-    <w:basedOn w:val="32"/>
+    <w:basedOn w:val="34"/>
     <w:uiPriority w:val="68"/>
     <w:pPr>
       <w:spacing w:after="0" w:line="240" w:lineRule="auto"/>
@@ -8864,9 +8114,9 @@
       </w:tcPr>
     </w:tblStylePr>
   </w:style>
-  <w:style w:type="table" w:styleId="92">
+  <w:style w:type="table" w:styleId="94">
     <w:name w:val="Medium Grid 2 Accent 2"/>
-    <w:basedOn w:val="32"/>
+    <w:basedOn w:val="34"/>
     <w:uiPriority w:val="68"/>
     <w:pPr>
       <w:spacing w:after="0" w:line="240" w:lineRule="auto"/>
@@ -9010,9 +8260,9 @@
       </w:tcPr>
     </w:tblStylePr>
   </w:style>
-  <w:style w:type="table" w:styleId="93">
+  <w:style w:type="table" w:styleId="95">
     <w:name w:val="Medium Grid 2 Accent 3"/>
-    <w:basedOn w:val="32"/>
+    <w:basedOn w:val="34"/>
     <w:uiPriority w:val="68"/>
     <w:pPr>
       <w:spacing w:after="0" w:line="240" w:lineRule="auto"/>
@@ -9156,9 +8406,9 @@
       </w:tcPr>
     </w:tblStylePr>
   </w:style>
-  <w:style w:type="table" w:styleId="94">
+  <w:style w:type="table" w:styleId="96">
     <w:name w:val="Medium Grid 2 Accent 4"/>
-    <w:basedOn w:val="32"/>
+    <w:basedOn w:val="34"/>
     <w:uiPriority w:val="68"/>
     <w:pPr>
       <w:spacing w:after="0" w:line="240" w:lineRule="auto"/>
@@ -9302,9 +8552,9 @@
       </w:tcPr>
     </w:tblStylePr>
   </w:style>
-  <w:style w:type="table" w:styleId="95">
+  <w:style w:type="table" w:styleId="97">
     <w:name w:val="Medium Grid 2 Accent 5"/>
-    <w:basedOn w:val="32"/>
+    <w:basedOn w:val="34"/>
     <w:uiPriority w:val="68"/>
     <w:pPr>
       <w:spacing w:after="0" w:line="240" w:lineRule="auto"/>
@@ -9448,9 +8698,9 @@
       </w:tcPr>
     </w:tblStylePr>
   </w:style>
-  <w:style w:type="table" w:styleId="96">
+  <w:style w:type="table" w:styleId="98">
     <w:name w:val="Medium Grid 2 Accent 6"/>
-    <w:basedOn w:val="32"/>
+    <w:basedOn w:val="34"/>
     <w:uiPriority w:val="68"/>
     <w:pPr>
       <w:spacing w:after="0" w:line="240" w:lineRule="auto"/>
@@ -9594,9 +8844,9 @@
       </w:tcPr>
     </w:tblStylePr>
   </w:style>
-  <w:style w:type="table" w:styleId="97">
+  <w:style w:type="table" w:styleId="99">
     <w:name w:val="Medium Grid 3"/>
-    <w:basedOn w:val="32"/>
+    <w:basedOn w:val="34"/>
     <w:uiPriority w:val="69"/>
     <w:pPr>
       <w:spacing w:after="0" w:line="240" w:lineRule="auto"/>
@@ -9751,9 +9001,9 @@
       </w:tcPr>
     </w:tblStylePr>
   </w:style>
-  <w:style w:type="table" w:styleId="98">
+  <w:style w:type="table" w:styleId="100">
     <w:name w:val="Medium Grid 3 Accent 1"/>
-    <w:basedOn w:val="32"/>
+    <w:basedOn w:val="34"/>
     <w:uiPriority w:val="69"/>
     <w:pPr>
       <w:spacing w:after="0" w:line="240" w:lineRule="auto"/>
@@ -9908,9 +9158,9 @@
       </w:tcPr>
     </w:tblStylePr>
   </w:style>
-  <w:style w:type="table" w:styleId="99">
+  <w:style w:type="table" w:styleId="101">
     <w:name w:val="Medium Grid 3 Accent 2"/>
-    <w:basedOn w:val="32"/>
+    <w:basedOn w:val="34"/>
     <w:uiPriority w:val="69"/>
     <w:pPr>
       <w:spacing w:after="0" w:line="240" w:lineRule="auto"/>
@@ -10065,9 +9315,9 @@
       </w:tcPr>
     </w:tblStylePr>
   </w:style>
-  <w:style w:type="table" w:styleId="100">
+  <w:style w:type="table" w:styleId="102">
     <w:name w:val="Medium Grid 3 Accent 3"/>
-    <w:basedOn w:val="32"/>
+    <w:basedOn w:val="34"/>
     <w:uiPriority w:val="69"/>
     <w:pPr>
       <w:spacing w:after="0" w:line="240" w:lineRule="auto"/>
@@ -10222,9 +9472,9 @@
       </w:tcPr>
     </w:tblStylePr>
   </w:style>
-  <w:style w:type="table" w:styleId="101">
+  <w:style w:type="table" w:styleId="103">
     <w:name w:val="Medium Grid 3 Accent 4"/>
-    <w:basedOn w:val="32"/>
+    <w:basedOn w:val="34"/>
     <w:uiPriority w:val="69"/>
     <w:pPr>
       <w:spacing w:after="0" w:line="240" w:lineRule="auto"/>
@@ -10379,9 +9629,9 @@
       </w:tcPr>
     </w:tblStylePr>
   </w:style>
-  <w:style w:type="table" w:styleId="102">
+  <w:style w:type="table" w:styleId="104">
     <w:name w:val="Medium Grid 3 Accent 5"/>
-    <w:basedOn w:val="32"/>
+    <w:basedOn w:val="34"/>
     <w:uiPriority w:val="69"/>
     <w:pPr>
       <w:spacing w:after="0" w:line="240" w:lineRule="auto"/>
@@ -10536,9 +9786,9 @@
       </w:tcPr>
     </w:tblStylePr>
   </w:style>
-  <w:style w:type="table" w:styleId="103">
+  <w:style w:type="table" w:styleId="105">
     <w:name w:val="Medium Grid 3 Accent 6"/>
-    <w:basedOn w:val="32"/>
+    <w:basedOn w:val="34"/>
     <w:uiPriority w:val="69"/>
     <w:pPr>
       <w:spacing w:after="0" w:line="240" w:lineRule="auto"/>
@@ -10693,9 +9943,9 @@
       </w:tcPr>
     </w:tblStylePr>
   </w:style>
-  <w:style w:type="table" w:styleId="104">
+  <w:style w:type="table" w:styleId="106">
     <w:name w:val="Dark List"/>
-    <w:basedOn w:val="32"/>
+    <w:basedOn w:val="34"/>
     <w:uiPriority w:val="70"/>
     <w:pPr>
       <w:spacing w:after="0" w:line="240" w:lineRule="auto"/>
@@ -10808,9 +10058,9 @@
       </w:tcPr>
     </w:tblStylePr>
   </w:style>
-  <w:style w:type="table" w:styleId="105">
+  <w:style w:type="table" w:styleId="107">
     <w:name w:val="Dark List Accent 1"/>
-    <w:basedOn w:val="32"/>
+    <w:basedOn w:val="34"/>
     <w:uiPriority w:val="70"/>
     <w:pPr>
       <w:spacing w:after="0" w:line="240" w:lineRule="auto"/>
@@ -10923,9 +10173,9 @@
       </w:tcPr>
     </w:tblStylePr>
   </w:style>
-  <w:style w:type="table" w:styleId="106">
+  <w:style w:type="table" w:styleId="108">
     <w:name w:val="Dark List Accent 2"/>
-    <w:basedOn w:val="32"/>
+    <w:basedOn w:val="34"/>
     <w:uiPriority w:val="70"/>
     <w:pPr>
       <w:spacing w:after="0" w:line="240" w:lineRule="auto"/>
@@ -11038,9 +10288,9 @@
       </w:tcPr>
     </w:tblStylePr>
   </w:style>
-  <w:style w:type="table" w:styleId="107">
+  <w:style w:type="table" w:styleId="109">
     <w:name w:val="Dark List Accent 3"/>
-    <w:basedOn w:val="32"/>
+    <w:basedOn w:val="34"/>
     <w:uiPriority w:val="70"/>
     <w:pPr>
       <w:spacing w:after="0" w:line="240" w:lineRule="auto"/>
@@ -11153,9 +10403,9 @@
       </w:tcPr>
     </w:tblStylePr>
   </w:style>
-  <w:style w:type="table" w:styleId="108">
+  <w:style w:type="table" w:styleId="110">
     <w:name w:val="Dark List Accent 4"/>
-    <w:basedOn w:val="32"/>
+    <w:basedOn w:val="34"/>
     <w:uiPriority w:val="70"/>
     <w:pPr>
       <w:spacing w:after="0" w:line="240" w:lineRule="auto"/>
@@ -11268,9 +10518,9 @@
       </w:tcPr>
     </w:tblStylePr>
   </w:style>
-  <w:style w:type="table" w:styleId="109">
+  <w:style w:type="table" w:styleId="111">
     <w:name w:val="Dark List Accent 5"/>
-    <w:basedOn w:val="32"/>
+    <w:basedOn w:val="34"/>
     <w:uiPriority w:val="70"/>
     <w:pPr>
       <w:spacing w:after="0" w:line="240" w:lineRule="auto"/>
@@ -11383,9 +10633,9 @@
       </w:tcPr>
     </w:tblStylePr>
   </w:style>
-  <w:style w:type="table" w:styleId="110">
+  <w:style w:type="table" w:styleId="112">
     <w:name w:val="Dark List Accent 6"/>
-    <w:basedOn w:val="32"/>
+    <w:basedOn w:val="34"/>
     <w:uiPriority w:val="70"/>
     <w:pPr>
       <w:spacing w:after="0" w:line="240" w:lineRule="auto"/>
@@ -11498,9 +10748,9 @@
       </w:tcPr>
     </w:tblStylePr>
   </w:style>
-  <w:style w:type="table" w:styleId="111">
+  <w:style w:type="table" w:styleId="113">
     <w:name w:val="Colorful Shading"/>
-    <w:basedOn w:val="32"/>
+    <w:basedOn w:val="34"/>
     <w:uiPriority w:val="71"/>
     <w:pPr>
       <w:spacing w:after="0" w:line="240" w:lineRule="auto"/>
@@ -11646,9 +10896,9 @@
       </w:rPr>
     </w:tblStylePr>
   </w:style>
-  <w:style w:type="table" w:styleId="112">
+  <w:style w:type="table" w:styleId="114">
     <w:name w:val="Colorful Shading Accent 1"/>
-    <w:basedOn w:val="32"/>
+    <w:basedOn w:val="34"/>
     <w:uiPriority w:val="71"/>
     <w:pPr>
       <w:spacing w:after="0" w:line="240" w:lineRule="auto"/>
@@ -11794,9 +11044,9 @@
       </w:rPr>
     </w:tblStylePr>
   </w:style>
-  <w:style w:type="table" w:styleId="113">
+  <w:style w:type="table" w:styleId="115">
     <w:name w:val="Colorful Shading Accent 2"/>
-    <w:basedOn w:val="32"/>
+    <w:basedOn w:val="34"/>
     <w:uiPriority w:val="71"/>
     <w:pPr>
       <w:spacing w:after="0" w:line="240" w:lineRule="auto"/>
@@ -11942,9 +11192,10 @@
       </w:rPr>
     </w:tblStylePr>
   </w:style>
-  <w:style w:type="table" w:styleId="114">
+  <w:style w:type="table" w:styleId="116">
     <w:name w:val="Colorful Shading Accent 3"/>
-    <w:basedOn w:val="32"/>
+    <w:basedOn w:val="34"/>
+    <w:qFormat/>
     <w:uiPriority w:val="71"/>
     <w:pPr>
       <w:spacing w:after="0" w:line="240" w:lineRule="auto"/>
@@ -12070,9 +11321,9 @@
       </w:tcPr>
     </w:tblStylePr>
   </w:style>
-  <w:style w:type="table" w:styleId="115">
+  <w:style w:type="table" w:styleId="117">
     <w:name w:val="Colorful Shading Accent 4"/>
-    <w:basedOn w:val="32"/>
+    <w:basedOn w:val="34"/>
     <w:uiPriority w:val="71"/>
     <w:pPr>
       <w:spacing w:after="0" w:line="240" w:lineRule="auto"/>
@@ -12218,9 +11469,10 @@
       </w:rPr>
     </w:tblStylePr>
   </w:style>
-  <w:style w:type="table" w:styleId="116">
+  <w:style w:type="table" w:styleId="118">
     <w:name w:val="Colorful Shading Accent 5"/>
-    <w:basedOn w:val="32"/>
+    <w:basedOn w:val="34"/>
+    <w:qFormat/>
     <w:uiPriority w:val="71"/>
     <w:pPr>
       <w:spacing w:after="0" w:line="240" w:lineRule="auto"/>
@@ -12366,9 +11618,9 @@
       </w:rPr>
     </w:tblStylePr>
   </w:style>
-  <w:style w:type="table" w:styleId="117">
+  <w:style w:type="table" w:styleId="119">
     <w:name w:val="Colorful Shading Accent 6"/>
-    <w:basedOn w:val="32"/>
+    <w:basedOn w:val="34"/>
     <w:uiPriority w:val="71"/>
     <w:pPr>
       <w:spacing w:after="0" w:line="240" w:lineRule="auto"/>
@@ -12514,9 +11766,9 @@
       </w:rPr>
     </w:tblStylePr>
   </w:style>
-  <w:style w:type="table" w:styleId="118">
+  <w:style w:type="table" w:styleId="120">
     <w:name w:val="Colorful List"/>
-    <w:basedOn w:val="32"/>
+    <w:basedOn w:val="34"/>
     <w:uiPriority w:val="72"/>
     <w:pPr>
       <w:spacing w:after="0" w:line="240" w:lineRule="auto"/>
@@ -12606,9 +11858,9 @@
       </w:tcPr>
     </w:tblStylePr>
   </w:style>
-  <w:style w:type="table" w:styleId="119">
+  <w:style w:type="table" w:styleId="121">
     <w:name w:val="Colorful List Accent 1"/>
-    <w:basedOn w:val="32"/>
+    <w:basedOn w:val="34"/>
     <w:uiPriority w:val="72"/>
     <w:pPr>
       <w:spacing w:after="0" w:line="240" w:lineRule="auto"/>
@@ -12698,9 +11950,9 @@
       </w:tcPr>
     </w:tblStylePr>
   </w:style>
-  <w:style w:type="table" w:styleId="120">
+  <w:style w:type="table" w:styleId="122">
     <w:name w:val="Colorful List Accent 2"/>
-    <w:basedOn w:val="32"/>
+    <w:basedOn w:val="34"/>
     <w:uiPriority w:val="72"/>
     <w:pPr>
       <w:spacing w:after="0" w:line="240" w:lineRule="auto"/>
@@ -12790,9 +12042,9 @@
       </w:tcPr>
     </w:tblStylePr>
   </w:style>
-  <w:style w:type="table" w:styleId="121">
+  <w:style w:type="table" w:styleId="123">
     <w:name w:val="Colorful List Accent 3"/>
-    <w:basedOn w:val="32"/>
+    <w:basedOn w:val="34"/>
     <w:uiPriority w:val="72"/>
     <w:pPr>
       <w:spacing w:after="0" w:line="240" w:lineRule="auto"/>
@@ -12882,9 +12134,9 @@
       </w:tcPr>
     </w:tblStylePr>
   </w:style>
-  <w:style w:type="table" w:styleId="122">
+  <w:style w:type="table" w:styleId="124">
     <w:name w:val="Colorful List Accent 4"/>
-    <w:basedOn w:val="32"/>
+    <w:basedOn w:val="34"/>
     <w:uiPriority w:val="72"/>
     <w:pPr>
       <w:spacing w:after="0" w:line="240" w:lineRule="auto"/>
@@ -12974,9 +12226,10 @@
       </w:tcPr>
     </w:tblStylePr>
   </w:style>
-  <w:style w:type="table" w:styleId="123">
+  <w:style w:type="table" w:styleId="125">
     <w:name w:val="Colorful List Accent 5"/>
-    <w:basedOn w:val="32"/>
+    <w:basedOn w:val="34"/>
+    <w:qFormat/>
     <w:uiPriority w:val="72"/>
     <w:pPr>
       <w:spacing w:after="0" w:line="240" w:lineRule="auto"/>
@@ -13066,9 +12319,9 @@
       </w:tcPr>
     </w:tblStylePr>
   </w:style>
-  <w:style w:type="table" w:styleId="124">
+  <w:style w:type="table" w:styleId="126">
     <w:name w:val="Colorful List Accent 6"/>
-    <w:basedOn w:val="32"/>
+    <w:basedOn w:val="34"/>
     <w:uiPriority w:val="72"/>
     <w:pPr>
       <w:spacing w:after="0" w:line="240" w:lineRule="auto"/>
@@ -13158,9 +12411,9 @@
       </w:tcPr>
     </w:tblStylePr>
   </w:style>
-  <w:style w:type="table" w:styleId="125">
+  <w:style w:type="table" w:styleId="127">
     <w:name w:val="Colorful Grid"/>
-    <w:basedOn w:val="32"/>
+    <w:basedOn w:val="34"/>
     <w:uiPriority w:val="73"/>
     <w:pPr>
       <w:spacing w:after="0" w:line="240" w:lineRule="auto"/>
@@ -13254,9 +12507,9 @@
       </w:tcPr>
     </w:tblStylePr>
   </w:style>
-  <w:style w:type="table" w:styleId="126">
+  <w:style w:type="table" w:styleId="128">
     <w:name w:val="Colorful Grid Accent 1"/>
-    <w:basedOn w:val="32"/>
+    <w:basedOn w:val="34"/>
     <w:uiPriority w:val="73"/>
     <w:pPr>
       <w:spacing w:after="0" w:line="240" w:lineRule="auto"/>
@@ -13350,9 +12603,9 @@
       </w:tcPr>
     </w:tblStylePr>
   </w:style>
-  <w:style w:type="table" w:styleId="127">
+  <w:style w:type="table" w:styleId="129">
     <w:name w:val="Colorful Grid Accent 2"/>
-    <w:basedOn w:val="32"/>
+    <w:basedOn w:val="34"/>
     <w:uiPriority w:val="73"/>
     <w:pPr>
       <w:spacing w:after="0" w:line="240" w:lineRule="auto"/>
@@ -13446,9 +12699,9 @@
       </w:tcPr>
     </w:tblStylePr>
   </w:style>
-  <w:style w:type="table" w:styleId="128">
+  <w:style w:type="table" w:styleId="130">
     <w:name w:val="Colorful Grid Accent 3"/>
-    <w:basedOn w:val="32"/>
+    <w:basedOn w:val="34"/>
     <w:uiPriority w:val="73"/>
     <w:pPr>
       <w:spacing w:after="0" w:line="240" w:lineRule="auto"/>
@@ -13542,9 +12795,9 @@
       </w:tcPr>
     </w:tblStylePr>
   </w:style>
-  <w:style w:type="table" w:styleId="129">
+  <w:style w:type="table" w:styleId="131">
     <w:name w:val="Colorful Grid Accent 4"/>
-    <w:basedOn w:val="32"/>
+    <w:basedOn w:val="34"/>
     <w:uiPriority w:val="73"/>
     <w:pPr>
       <w:spacing w:after="0" w:line="240" w:lineRule="auto"/>
@@ -13638,9 +12891,9 @@
       </w:tcPr>
     </w:tblStylePr>
   </w:style>
-  <w:style w:type="table" w:styleId="130">
+  <w:style w:type="table" w:styleId="132">
     <w:name w:val="Colorful Grid Accent 5"/>
-    <w:basedOn w:val="32"/>
+    <w:basedOn w:val="34"/>
     <w:uiPriority w:val="73"/>
     <w:pPr>
       <w:spacing w:after="0" w:line="240" w:lineRule="auto"/>
@@ -13734,9 +12987,9 @@
       </w:tcPr>
     </w:tblStylePr>
   </w:style>
-  <w:style w:type="table" w:styleId="131">
+  <w:style w:type="table" w:styleId="133">
     <w:name w:val="Colorful Grid Accent 6"/>
-    <w:basedOn w:val="32"/>
+    <w:basedOn w:val="34"/>
     <w:uiPriority w:val="73"/>
     <w:pPr>
       <w:spacing w:after="0" w:line="240" w:lineRule="auto"/>
@@ -13830,9 +13083,9 @@
       </w:tcPr>
     </w:tblStylePr>
   </w:style>
-  <w:style w:type="character" w:styleId="133">
+  <w:style w:type="character" w:styleId="135">
     <w:name w:val="Strong"/>
-    <w:basedOn w:val="132"/>
+    <w:basedOn w:val="134"/>
     <w:qFormat/>
     <w:uiPriority w:val="22"/>
     <w:rPr>
@@ -13840,9 +13093,9 @@
       <w:bCs/>
     </w:rPr>
   </w:style>
-  <w:style w:type="character" w:styleId="134">
+  <w:style w:type="character" w:styleId="136">
     <w:name w:val="Emphasis"/>
-    <w:basedOn w:val="132"/>
+    <w:basedOn w:val="134"/>
     <w:qFormat/>
     <w:uiPriority w:val="20"/>
     <w:rPr>
@@ -13850,19 +13103,30 @@
       <w:iCs/>
     </w:rPr>
   </w:style>
-  <w:style w:type="character" w:customStyle="1" w:styleId="135">
+  <w:style w:type="character" w:styleId="137">
+    <w:name w:val="HTML Code"/>
+    <w:basedOn w:val="134"/>
+    <w:semiHidden/>
+    <w:unhideWhenUsed/>
+    <w:uiPriority w:val="99"/>
+    <w:rPr>
+      <w:rFonts w:ascii="Courier New" w:hAnsi="Courier New"/>
+      <w:sz w:val="20"/>
+    </w:rPr>
+  </w:style>
+  <w:style w:type="character" w:customStyle="1" w:styleId="138">
     <w:name w:val="Header Char"/>
-    <w:basedOn w:val="132"/>
+    <w:basedOn w:val="134"/>
     <w:link w:val="25"/>
     <w:uiPriority w:val="99"/>
   </w:style>
-  <w:style w:type="character" w:customStyle="1" w:styleId="136">
+  <w:style w:type="character" w:customStyle="1" w:styleId="139">
     <w:name w:val="Footer Char"/>
-    <w:basedOn w:val="132"/>
+    <w:basedOn w:val="134"/>
     <w:link w:val="24"/>
     <w:uiPriority w:val="99"/>
   </w:style>
-  <w:style w:type="paragraph" w:styleId="137">
+  <w:style w:type="paragraph" w:styleId="140">
     <w:name w:val="No Spacing"/>
     <w:qFormat/>
     <w:uiPriority w:val="1"/>
@@ -13876,9 +13140,9 @@
       <w:lang w:val="en-US" w:eastAsia="en-US" w:bidi="ar-SA"/>
     </w:rPr>
   </w:style>
-  <w:style w:type="character" w:customStyle="1" w:styleId="138">
+  <w:style w:type="character" w:customStyle="1" w:styleId="141">
     <w:name w:val="Heading 1 Char"/>
-    <w:basedOn w:val="132"/>
+    <w:basedOn w:val="134"/>
     <w:link w:val="3"/>
     <w:uiPriority w:val="9"/>
     <w:rPr>
@@ -13890,9 +13154,9 @@
       <w:szCs w:val="28"/>
     </w:rPr>
   </w:style>
-  <w:style w:type="character" w:customStyle="1" w:styleId="139">
+  <w:style w:type="character" w:customStyle="1" w:styleId="142">
     <w:name w:val="Heading 2 Char"/>
-    <w:basedOn w:val="132"/>
+    <w:basedOn w:val="134"/>
     <w:link w:val="4"/>
     <w:uiPriority w:val="9"/>
     <w:rPr>
@@ -13909,9 +13173,9 @@
       </w14:textFill>
     </w:rPr>
   </w:style>
-  <w:style w:type="character" w:customStyle="1" w:styleId="140">
+  <w:style w:type="character" w:customStyle="1" w:styleId="143">
     <w:name w:val="Heading 3 Char"/>
-    <w:basedOn w:val="132"/>
+    <w:basedOn w:val="134"/>
     <w:link w:val="5"/>
     <w:uiPriority w:val="9"/>
     <w:rPr>
@@ -13926,10 +13190,10 @@
       </w14:textFill>
     </w:rPr>
   </w:style>
-  <w:style w:type="character" w:customStyle="1" w:styleId="141">
+  <w:style w:type="character" w:customStyle="1" w:styleId="144">
     <w:name w:val="Title Char"/>
-    <w:basedOn w:val="132"/>
-    <w:link w:val="31"/>
+    <w:basedOn w:val="134"/>
+    <w:link w:val="33"/>
     <w:uiPriority w:val="10"/>
     <w:rPr>
       <w:rFonts w:asciiTheme="majorHAnsi" w:hAnsiTheme="majorHAnsi" w:eastAsiaTheme="majorEastAsia" w:cstheme="majorBidi"/>
@@ -13940,9 +13204,9 @@
       <w:szCs w:val="52"/>
     </w:rPr>
   </w:style>
-  <w:style w:type="character" w:customStyle="1" w:styleId="142">
+  <w:style w:type="character" w:customStyle="1" w:styleId="145">
     <w:name w:val="Subtitle Char"/>
-    <w:basedOn w:val="132"/>
+    <w:basedOn w:val="134"/>
     <w:link w:val="26"/>
     <w:uiPriority w:val="11"/>
     <w:rPr>
@@ -13960,7 +13224,7 @@
       </w14:textFill>
     </w:rPr>
   </w:style>
-  <w:style w:type="paragraph" w:styleId="143">
+  <w:style w:type="paragraph" w:styleId="146">
     <w:name w:val="List Paragraph"/>
     <w:basedOn w:val="1"/>
     <w:qFormat/>
@@ -13970,21 +13234,21 @@
       <w:contextualSpacing/>
     </w:pPr>
   </w:style>
-  <w:style w:type="character" w:customStyle="1" w:styleId="144">
+  <w:style w:type="character" w:customStyle="1" w:styleId="147">
     <w:name w:val="Body Text Char"/>
-    <w:basedOn w:val="132"/>
+    <w:basedOn w:val="134"/>
     <w:link w:val="19"/>
     <w:uiPriority w:val="99"/>
   </w:style>
-  <w:style w:type="character" w:customStyle="1" w:styleId="145">
+  <w:style w:type="character" w:customStyle="1" w:styleId="148">
     <w:name w:val="Body Text 2 Char"/>
-    <w:basedOn w:val="132"/>
+    <w:basedOn w:val="134"/>
     <w:link w:val="28"/>
     <w:uiPriority w:val="99"/>
   </w:style>
-  <w:style w:type="character" w:customStyle="1" w:styleId="146">
+  <w:style w:type="character" w:customStyle="1" w:styleId="149">
     <w:name w:val="Body Text 3 Char"/>
-    <w:basedOn w:val="132"/>
+    <w:basedOn w:val="134"/>
     <w:link w:val="17"/>
     <w:uiPriority w:val="99"/>
     <w:rPr>
@@ -13992,9 +13256,9 @@
       <w:szCs w:val="16"/>
     </w:rPr>
   </w:style>
-  <w:style w:type="character" w:customStyle="1" w:styleId="147">
+  <w:style w:type="character" w:customStyle="1" w:styleId="150">
     <w:name w:val="Macro Text Char"/>
-    <w:basedOn w:val="132"/>
+    <w:basedOn w:val="134"/>
     <w:link w:val="2"/>
     <w:uiPriority w:val="99"/>
     <w:rPr>
@@ -14003,11 +13267,11 @@
       <w:szCs w:val="20"/>
     </w:rPr>
   </w:style>
-  <w:style w:type="paragraph" w:styleId="148">
+  <w:style w:type="paragraph" w:styleId="151">
     <w:name w:val="Quote"/>
     <w:basedOn w:val="1"/>
     <w:next w:val="1"/>
-    <w:link w:val="149"/>
+    <w:link w:val="152"/>
     <w:qFormat/>
     <w:uiPriority w:val="29"/>
     <w:rPr>
@@ -14021,10 +13285,10 @@
       </w14:textFill>
     </w:rPr>
   </w:style>
-  <w:style w:type="character" w:customStyle="1" w:styleId="149">
+  <w:style w:type="character" w:customStyle="1" w:styleId="152">
     <w:name w:val="Quote Char"/>
-    <w:basedOn w:val="132"/>
-    <w:link w:val="148"/>
+    <w:basedOn w:val="134"/>
+    <w:link w:val="151"/>
     <w:uiPriority w:val="29"/>
     <w:rPr>
       <w:i/>
@@ -14037,9 +13301,9 @@
       </w14:textFill>
     </w:rPr>
   </w:style>
-  <w:style w:type="character" w:customStyle="1" w:styleId="150">
+  <w:style w:type="character" w:customStyle="1" w:styleId="153">
     <w:name w:val="Heading 4 Char"/>
-    <w:basedOn w:val="132"/>
+    <w:basedOn w:val="134"/>
     <w:link w:val="6"/>
     <w:semiHidden/>
     <w:uiPriority w:val="9"/>
@@ -14057,9 +13321,9 @@
       </w14:textFill>
     </w:rPr>
   </w:style>
-  <w:style w:type="character" w:customStyle="1" w:styleId="151">
+  <w:style w:type="character" w:customStyle="1" w:styleId="154">
     <w:name w:val="Heading 5 Char"/>
-    <w:basedOn w:val="132"/>
+    <w:basedOn w:val="134"/>
     <w:link w:val="7"/>
     <w:semiHidden/>
     <w:uiPriority w:val="9"/>
@@ -14068,9 +13332,9 @@
       <w:color w:val="254061" w:themeColor="accent1" w:themeShade="80"/>
     </w:rPr>
   </w:style>
-  <w:style w:type="character" w:customStyle="1" w:styleId="152">
+  <w:style w:type="character" w:customStyle="1" w:styleId="155">
     <w:name w:val="Heading 6 Char"/>
-    <w:basedOn w:val="132"/>
+    <w:basedOn w:val="134"/>
     <w:link w:val="8"/>
     <w:semiHidden/>
     <w:uiPriority w:val="9"/>
@@ -14081,9 +13345,9 @@
       <w:color w:val="254061" w:themeColor="accent1" w:themeShade="80"/>
     </w:rPr>
   </w:style>
-  <w:style w:type="character" w:customStyle="1" w:styleId="153">
+  <w:style w:type="character" w:customStyle="1" w:styleId="156">
     <w:name w:val="Heading 7 Char"/>
-    <w:basedOn w:val="132"/>
+    <w:basedOn w:val="134"/>
     <w:link w:val="9"/>
     <w:semiHidden/>
     <w:uiPriority w:val="9"/>
@@ -14102,9 +13366,9 @@
       </w14:textFill>
     </w:rPr>
   </w:style>
-  <w:style w:type="character" w:customStyle="1" w:styleId="154">
+  <w:style w:type="character" w:customStyle="1" w:styleId="157">
     <w:name w:val="Heading 8 Char"/>
-    <w:basedOn w:val="132"/>
+    <w:basedOn w:val="134"/>
     <w:link w:val="10"/>
     <w:semiHidden/>
     <w:uiPriority w:val="9"/>
@@ -14120,9 +13384,9 @@
       </w14:textFill>
     </w:rPr>
   </w:style>
-  <w:style w:type="character" w:customStyle="1" w:styleId="155">
+  <w:style w:type="character" w:customStyle="1" w:styleId="158">
     <w:name w:val="Heading 9 Char"/>
-    <w:basedOn w:val="132"/>
+    <w:basedOn w:val="134"/>
     <w:link w:val="11"/>
     <w:semiHidden/>
     <w:uiPriority w:val="9"/>
@@ -14143,11 +13407,11 @@
       </w14:textFill>
     </w:rPr>
   </w:style>
-  <w:style w:type="paragraph" w:styleId="156">
+  <w:style w:type="paragraph" w:styleId="159">
     <w:name w:val="Intense Quote"/>
     <w:basedOn w:val="1"/>
     <w:next w:val="1"/>
-    <w:link w:val="157"/>
+    <w:link w:val="160"/>
     <w:qFormat/>
     <w:uiPriority w:val="30"/>
     <w:pPr>
@@ -14170,10 +13434,10 @@
       </w14:textFill>
     </w:rPr>
   </w:style>
-  <w:style w:type="character" w:customStyle="1" w:styleId="157">
+  <w:style w:type="character" w:customStyle="1" w:styleId="160">
     <w:name w:val="Intense Quote Char"/>
-    <w:basedOn w:val="132"/>
-    <w:link w:val="156"/>
+    <w:basedOn w:val="134"/>
+    <w:link w:val="159"/>
     <w:uiPriority w:val="30"/>
     <w:rPr>
       <w:b/>
@@ -14188,9 +13452,9 @@
       </w14:textFill>
     </w:rPr>
   </w:style>
-  <w:style w:type="character" w:customStyle="1" w:styleId="158">
+  <w:style w:type="character" w:customStyle="1" w:styleId="161">
     <w:name w:val="Subtle Emphasis"/>
-    <w:basedOn w:val="132"/>
+    <w:basedOn w:val="134"/>
     <w:qFormat/>
     <w:uiPriority w:val="19"/>
     <w:rPr>
@@ -14207,9 +13471,9 @@
       </w14:textFill>
     </w:rPr>
   </w:style>
-  <w:style w:type="character" w:customStyle="1" w:styleId="159">
+  <w:style w:type="character" w:customStyle="1" w:styleId="162">
     <w:name w:val="Intense Emphasis"/>
-    <w:basedOn w:val="132"/>
+    <w:basedOn w:val="134"/>
     <w:qFormat/>
     <w:uiPriority w:val="21"/>
     <w:rPr>
@@ -14225,9 +13489,9 @@
       </w14:textFill>
     </w:rPr>
   </w:style>
-  <w:style w:type="character" w:customStyle="1" w:styleId="160">
+  <w:style w:type="character" w:customStyle="1" w:styleId="163">
     <w:name w:val="Subtle Reference"/>
-    <w:basedOn w:val="132"/>
+    <w:basedOn w:val="134"/>
     <w:qFormat/>
     <w:uiPriority w:val="31"/>
     <w:rPr>
@@ -14241,9 +13505,9 @@
       </w14:textFill>
     </w:rPr>
   </w:style>
-  <w:style w:type="character" w:customStyle="1" w:styleId="161">
+  <w:style w:type="character" w:customStyle="1" w:styleId="164">
     <w:name w:val="Intense Reference"/>
-    <w:basedOn w:val="132"/>
+    <w:basedOn w:val="134"/>
     <w:qFormat/>
     <w:uiPriority w:val="32"/>
     <w:rPr>
@@ -14260,9 +13524,9 @@
       </w14:textFill>
     </w:rPr>
   </w:style>
-  <w:style w:type="character" w:customStyle="1" w:styleId="162">
+  <w:style w:type="character" w:customStyle="1" w:styleId="165">
     <w:name w:val="Book Title"/>
-    <w:basedOn w:val="132"/>
+    <w:basedOn w:val="134"/>
     <w:qFormat/>
     <w:uiPriority w:val="33"/>
     <w:rPr>
@@ -14272,7 +13536,7 @@
       <w:spacing w:val="5"/>
     </w:rPr>
   </w:style>
-  <w:style w:type="paragraph" w:customStyle="1" w:styleId="163">
+  <w:style w:type="paragraph" w:customStyle="1" w:styleId="166">
     <w:name w:val="TOC Heading"/>
     <w:basedOn w:val="3"/>
     <w:next w:val="1"/>
